--- a/lessons/4-7/downloads/4-7-notes.docx
+++ b/lessons/4-7/downloads/4-7-notes.docx
@@ -415,6 +415,610 @@
         <w:rPr>
           <w:b/>
           <w:bCs/>
+          <w:color w:val="1FA6A2"/>
+          <w:sz w:val="26"/>
+          <w:szCs w:val="26"/>
+        </w:rPr>
+        <w:t xml:space="preserve">Turn &amp; Talk — Discussion Points  (Level 1 support · Level 2)</w:t>
+      </w:r>
+    </w:p>
+    <w:p>
+      <w:pPr>
+        <w:spacing w:after="60"/>
+      </w:pPr>
+      <w:r>
+        <w:rPr>
+          <w:i/>
+          <w:iCs/>
+          <w:color w:val="5F6F80"/>
+          <w:sz w:val="19"/>
+          <w:szCs w:val="19"/>
+        </w:rPr>
+        <w:t xml:space="preserve">Talk with a partner. Use the Level 1 stems if you need help getting started; try the Level 2 question when you are ready for more.</w:t>
+      </w:r>
+    </w:p>
+    <w:p>
+      <w:pPr>
+        <w:spacing w:after="60"/>
+      </w:pPr>
+      <w:r>
+        <w:rPr>
+          <w:b/>
+          <w:bCs/>
+          <w:color w:val="12355B"/>
+          <w:sz w:val="21"/>
+          <w:szCs w:val="21"/>
+        </w:rPr>
+        <w:t xml:space="preserve">1. [Launch] </w:t>
+      </w:r>
+      <w:r>
+        <w:rPr>
+          <w:b/>
+          <w:bCs/>
+          <w:sz w:val="21"/>
+          <w:szCs w:val="21"/>
+        </w:rPr>
+        <w:t xml:space="preserve">As supply manager you compare token deals like 500 for $60 and 350 for $38.50. You can't compare totals directly, so what does finding the cost 'per unit' let you do?</w:t>
+      </w:r>
+    </w:p>
+    <w:p>
+      <w:pPr>
+        <w:spacing w:after="60"/>
+      </w:pPr>
+      <w:r>
+        <w:rPr>
+          <w:b/>
+          <w:bCs/>
+          <w:color w:val="1FA6A2"/>
+          <w:sz w:val="20"/>
+          <w:szCs w:val="20"/>
+        </w:rPr>
+        <w:t xml:space="preserve">Level 1 — Start here: </w:t>
+      </w:r>
+      <w:r>
+        <w:rPr>
+          <w:sz w:val="20"/>
+          <w:szCs w:val="20"/>
+        </w:rPr>
+        <w:t xml:space="preserve">Finding the cost per one token lets me compare deals fairly even when the package sizes differ.</w:t>
+      </w:r>
+    </w:p>
+    <w:p>
+      <w:pPr>
+        <w:spacing w:after="60"/>
+      </w:pPr>
+      <w:r>
+        <w:rPr>
+          <w:sz w:val="21"/>
+          <w:szCs w:val="21"/>
+        </w:rPr>
+        <w:t xml:space="preserve">I can't compare the totals because ___.</w:t>
+      </w:r>
+      <w:r>
+        <w:rPr>
+          <w:i/>
+          <w:iCs/>
+          <w:color w:val="5F6F80"/>
+          <w:sz w:val="19"/>
+          <w:szCs w:val="19"/>
+        </w:rPr>
+        <w:br/>
+        <w:t xml:space="preserve">
+No puedo comparar los totales porque ___.</w:t>
+      </w:r>
+    </w:p>
+    <w:p>
+      <w:pPr>
+        <w:spacing w:after="60"/>
+      </w:pPr>
+      <w:r>
+        <w:rPr>
+          <w:sz w:val="21"/>
+          <w:szCs w:val="21"/>
+        </w:rPr>
+        <w:t xml:space="preserve">Finding the cost ___ lets me compare fairly.</w:t>
+      </w:r>
+      <w:r>
+        <w:rPr>
+          <w:i/>
+          <w:iCs/>
+          <w:color w:val="5F6F80"/>
+          <w:sz w:val="19"/>
+          <w:szCs w:val="19"/>
+        </w:rPr>
+        <w:br/>
+        <w:t xml:space="preserve">
+Hallar el costo ___ me deja comparar de forma justa.</w:t>
+      </w:r>
+    </w:p>
+    <w:p>
+      <w:pPr>
+        <w:spacing w:after="60"/>
+      </w:pPr>
+      <w:r>
+        <w:rPr>
+          <w:b/>
+          <w:bCs/>
+          <w:color w:val="12355B"/>
+          <w:sz w:val="20"/>
+          <w:szCs w:val="20"/>
+        </w:rPr>
+        <w:t xml:space="preserve">Word bank: </w:t>
+      </w:r>
+      <w:r>
+        <w:rPr>
+          <w:color w:val="1FA6A2"/>
+          <w:sz w:val="20"/>
+          <w:szCs w:val="20"/>
+        </w:rPr>
+        <w:t xml:space="preserve">unit rate, per unit, comparison, rate</w:t>
+      </w:r>
+    </w:p>
+    <w:p>
+      <w:pPr>
+        <w:spacing w:after="60"/>
+      </w:pPr>
+      <w:r>
+        <w:rPr>
+          <w:b/>
+          <w:bCs/>
+          <w:color w:val="12355B"/>
+          <w:sz w:val="19"/>
+          <w:szCs w:val="19"/>
+        </w:rPr>
+        <w:t xml:space="preserve">Listen for: </w:t>
+      </w:r>
+      <w:r>
+        <w:rPr>
+          <w:i/>
+          <w:iCs/>
+          <w:color w:val="5F6F80"/>
+          <w:sz w:val="19"/>
+          <w:szCs w:val="19"/>
+        </w:rPr>
+        <w:t xml:space="preserve">Students explain the packages have different quantities, so the per-unit cost (unit rate) is needed to compare deals fairly.</w:t>
+      </w:r>
+    </w:p>
+    <w:p>
+      <w:pPr>
+        <w:spacing w:after="60"/>
+      </w:pPr>
+      <w:r>
+        <w:rPr>
+          <w:b/>
+          <w:bCs/>
+          <w:color w:val="9A6B12"/>
+          <w:sz w:val="20"/>
+          <w:szCs w:val="20"/>
+        </w:rPr>
+        <w:t xml:space="preserve">Level 2: </w:t>
+      </w:r>
+      <w:r>
+        <w:rPr>
+          <w:sz w:val="20"/>
+          <w:szCs w:val="20"/>
+        </w:rPr>
+        <w:t xml:space="preserve">Does the biggest package always have the lowest unit rate? Predict, then explain how you could be tricked by package size alone.</w:t>
+      </w:r>
+    </w:p>
+    <w:p>
+      <w:pPr>
+        <w:spacing w:after="60"/>
+        <w:ind w:left="360"/>
+      </w:pPr>
+      <w:r>
+        <w:rPr>
+          <w:sz w:val="20"/>
+          <w:szCs w:val="20"/>
+        </w:rPr>
+        <w:t xml:space="preserve">• The biggest package is not always cheapest per unit because ___.</w:t>
+      </w:r>
+    </w:p>
+    <w:p>
+      <w:pPr>
+        <w:spacing w:after="60"/>
+        <w:ind w:left="360"/>
+      </w:pPr>
+      <w:r>
+        <w:rPr>
+          <w:sz w:val="20"/>
+          <w:szCs w:val="20"/>
+        </w:rPr>
+        <w:t xml:space="preserve">• Package size can trick you when ___.</w:t>
+      </w:r>
+    </w:p>
+    <w:p>
+      <w:pPr>
+        <w:spacing w:after="60"/>
+      </w:pPr>
+      <w:r>
+        <w:rPr>
+          <w:b/>
+          <w:bCs/>
+          <w:color w:val="12355B"/>
+          <w:sz w:val="21"/>
+          <w:szCs w:val="21"/>
+        </w:rPr>
+        <w:t xml:space="preserve">2. [Explore] </w:t>
+      </w:r>
+      <w:r>
+        <w:rPr>
+          <w:b/>
+          <w:bCs/>
+          <w:sz w:val="21"/>
+          <w:szCs w:val="21"/>
+        </w:rPr>
+        <w:t xml:space="preserve">How did the unit rate help you decide the better buy between the two token suppliers in your table?</w:t>
+      </w:r>
+    </w:p>
+    <w:p>
+      <w:pPr>
+        <w:spacing w:after="60"/>
+      </w:pPr>
+      <w:r>
+        <w:rPr>
+          <w:b/>
+          <w:bCs/>
+          <w:color w:val="1FA6A2"/>
+          <w:sz w:val="20"/>
+          <w:szCs w:val="20"/>
+        </w:rPr>
+        <w:t xml:space="preserve">Level 1 — Start here: </w:t>
+      </w:r>
+      <w:r>
+        <w:rPr>
+          <w:sz w:val="20"/>
+          <w:szCs w:val="20"/>
+        </w:rPr>
+        <w:t xml:space="preserve">I found the cost per token for each supplier and chose the lower one.</w:t>
+      </w:r>
+    </w:p>
+    <w:p>
+      <w:pPr>
+        <w:spacing w:after="60"/>
+      </w:pPr>
+      <w:r>
+        <w:rPr>
+          <w:sz w:val="21"/>
+          <w:szCs w:val="21"/>
+        </w:rPr>
+        <w:t xml:space="preserve">The unit rate for ___ is $___ per token.</w:t>
+      </w:r>
+      <w:r>
+        <w:rPr>
+          <w:i/>
+          <w:iCs/>
+          <w:color w:val="5F6F80"/>
+          <w:sz w:val="19"/>
+          <w:szCs w:val="19"/>
+        </w:rPr>
+        <w:br/>
+        <w:t xml:space="preserve">
+La tasa unitaria de ___ es $___ por ficha.</w:t>
+      </w:r>
+    </w:p>
+    <w:p>
+      <w:pPr>
+        <w:spacing w:after="60"/>
+      </w:pPr>
+      <w:r>
+        <w:rPr>
+          <w:sz w:val="21"/>
+          <w:szCs w:val="21"/>
+        </w:rPr>
+        <w:t xml:space="preserve">The better buy is ___ because its unit rate is ___.</w:t>
+      </w:r>
+      <w:r>
+        <w:rPr>
+          <w:i/>
+          <w:iCs/>
+          <w:color w:val="5F6F80"/>
+          <w:sz w:val="19"/>
+          <w:szCs w:val="19"/>
+        </w:rPr>
+        <w:br/>
+        <w:t xml:space="preserve">
+La mejor compra es ___ porque su tasa unitaria es ___.</w:t>
+      </w:r>
+    </w:p>
+    <w:p>
+      <w:pPr>
+        <w:spacing w:after="60"/>
+      </w:pPr>
+      <w:r>
+        <w:rPr>
+          <w:b/>
+          <w:bCs/>
+          <w:color w:val="12355B"/>
+          <w:sz w:val="20"/>
+          <w:szCs w:val="20"/>
+        </w:rPr>
+        <w:t xml:space="preserve">Word bank: </w:t>
+      </w:r>
+      <w:r>
+        <w:rPr>
+          <w:color w:val="1FA6A2"/>
+          <w:sz w:val="20"/>
+          <w:szCs w:val="20"/>
+        </w:rPr>
+        <w:t xml:space="preserve">unit rate, better buy, per unit, comparison, rate</w:t>
+      </w:r>
+    </w:p>
+    <w:p>
+      <w:pPr>
+        <w:spacing w:after="60"/>
+      </w:pPr>
+      <w:r>
+        <w:rPr>
+          <w:b/>
+          <w:bCs/>
+          <w:color w:val="12355B"/>
+          <w:sz w:val="19"/>
+          <w:szCs w:val="19"/>
+        </w:rPr>
+        <w:t xml:space="preserve">Listen for: </w:t>
+      </w:r>
+      <w:r>
+        <w:rPr>
+          <w:i/>
+          <w:iCs/>
+          <w:color w:val="5F6F80"/>
+          <w:sz w:val="19"/>
+          <w:szCs w:val="19"/>
+        </w:rPr>
+        <w:t xml:space="preserve">Students divide price by quantity for each deal (e.g., 350 for $38.50 = $0.11 each) and choose the supplier with the lower unit rate as the better buy.</w:t>
+      </w:r>
+    </w:p>
+    <w:p>
+      <w:pPr>
+        <w:spacing w:after="60"/>
+      </w:pPr>
+      <w:r>
+        <w:rPr>
+          <w:b/>
+          <w:bCs/>
+          <w:color w:val="9A6B12"/>
+          <w:sz w:val="20"/>
+          <w:szCs w:val="20"/>
+        </w:rPr>
+        <w:t xml:space="preserve">Level 2: </w:t>
+      </w:r>
+      <w:r>
+        <w:rPr>
+          <w:sz w:val="20"/>
+          <w:szCs w:val="20"/>
+        </w:rPr>
+        <w:t xml:space="preserve">One supplier had the lower price per token but a higher total. Explain why a lower unit rate, not a lower total, is what makes a deal the better buy.</w:t>
+      </w:r>
+    </w:p>
+    <w:p>
+      <w:pPr>
+        <w:spacing w:after="60"/>
+        <w:ind w:left="360"/>
+      </w:pPr>
+      <w:r>
+        <w:rPr>
+          <w:sz w:val="20"/>
+          <w:szCs w:val="20"/>
+        </w:rPr>
+        <w:t xml:space="preserve">• A lower total does not mean a better buy because ___.</w:t>
+      </w:r>
+    </w:p>
+    <w:p>
+      <w:pPr>
+        <w:spacing w:after="60"/>
+        <w:ind w:left="360"/>
+      </w:pPr>
+      <w:r>
+        <w:rPr>
+          <w:sz w:val="20"/>
+          <w:szCs w:val="20"/>
+        </w:rPr>
+        <w:t xml:space="preserve">• The unit rate is what matters because ___.</w:t>
+      </w:r>
+    </w:p>
+    <w:p>
+      <w:pPr>
+        <w:spacing w:after="60"/>
+      </w:pPr>
+      <w:r>
+        <w:rPr>
+          <w:b/>
+          <w:bCs/>
+          <w:color w:val="12355B"/>
+          <w:sz w:val="21"/>
+          <w:szCs w:val="21"/>
+        </w:rPr>
+        <w:t xml:space="preserve">3. [Connect] </w:t>
+      </w:r>
+      <w:r>
+        <w:rPr>
+          <w:b/>
+          <w:bCs/>
+          <w:sz w:val="21"/>
+          <w:szCs w:val="21"/>
+        </w:rPr>
+        <w:t xml:space="preserve">Printer A makes 150 tickets in 5 minutes and Printer B makes 200 in 8 minutes. The manager needs 600 tickets fast. How do unit rates decide the faster printer and the time needed?</w:t>
+      </w:r>
+    </w:p>
+    <w:p>
+      <w:pPr>
+        <w:spacing w:after="60"/>
+      </w:pPr>
+      <w:r>
+        <w:rPr>
+          <w:b/>
+          <w:bCs/>
+          <w:color w:val="1FA6A2"/>
+          <w:sz w:val="20"/>
+          <w:szCs w:val="20"/>
+        </w:rPr>
+        <w:t xml:space="preserve">Level 1 — Start here: </w:t>
+      </w:r>
+      <w:r>
+        <w:rPr>
+          <w:sz w:val="20"/>
+          <w:szCs w:val="20"/>
+        </w:rPr>
+        <w:t xml:space="preserve">I find tickets per minute for each printer, pick the higher rate, then divide 600 by it.</w:t>
+      </w:r>
+    </w:p>
+    <w:p>
+      <w:pPr>
+        <w:spacing w:after="60"/>
+      </w:pPr>
+      <w:r>
+        <w:rPr>
+          <w:sz w:val="21"/>
+          <w:szCs w:val="21"/>
+        </w:rPr>
+        <w:t xml:space="preserve">Printer A prints ___ tickets per minute and Printer B prints ___.</w:t>
+      </w:r>
+      <w:r>
+        <w:rPr>
+          <w:i/>
+          <w:iCs/>
+          <w:color w:val="5F6F80"/>
+          <w:sz w:val="19"/>
+          <w:szCs w:val="19"/>
+        </w:rPr>
+        <w:br/>
+        <w:t xml:space="preserve">
+La impresora A imprime ___ boletos por minuto y la B imprime ___.</w:t>
+      </w:r>
+    </w:p>
+    <w:p>
+      <w:pPr>
+        <w:spacing w:after="60"/>
+      </w:pPr>
+      <w:r>
+        <w:rPr>
+          <w:sz w:val="21"/>
+          <w:szCs w:val="21"/>
+        </w:rPr>
+        <w:t xml:space="preserve">The manager should use Printer ___; 600 tickets take ___ minutes.</w:t>
+      </w:r>
+      <w:r>
+        <w:rPr>
+          <w:i/>
+          <w:iCs/>
+          <w:color w:val="5F6F80"/>
+          <w:sz w:val="19"/>
+          <w:szCs w:val="19"/>
+        </w:rPr>
+        <w:br/>
+        <w:t xml:space="preserve">
+El gerente debe usar la impresora ___; 600 boletos tardan ___ minutos.</w:t>
+      </w:r>
+    </w:p>
+    <w:p>
+      <w:pPr>
+        <w:spacing w:after="60"/>
+      </w:pPr>
+      <w:r>
+        <w:rPr>
+          <w:b/>
+          <w:bCs/>
+          <w:color w:val="12355B"/>
+          <w:sz w:val="20"/>
+          <w:szCs w:val="20"/>
+        </w:rPr>
+        <w:t xml:space="preserve">Word bank: </w:t>
+      </w:r>
+      <w:r>
+        <w:rPr>
+          <w:color w:val="1FA6A2"/>
+          <w:sz w:val="20"/>
+          <w:szCs w:val="20"/>
+        </w:rPr>
+        <w:t xml:space="preserve">unit rate, rate, per unit, comparison, proportion</w:t>
+      </w:r>
+    </w:p>
+    <w:p>
+      <w:pPr>
+        <w:spacing w:after="60"/>
+      </w:pPr>
+      <w:r>
+        <w:rPr>
+          <w:b/>
+          <w:bCs/>
+          <w:color w:val="12355B"/>
+          <w:sz w:val="19"/>
+          <w:szCs w:val="19"/>
+        </w:rPr>
+        <w:t xml:space="preserve">Listen for: </w:t>
+      </w:r>
+      <w:r>
+        <w:rPr>
+          <w:i/>
+          <w:iCs/>
+          <w:color w:val="5F6F80"/>
+          <w:sz w:val="19"/>
+          <w:szCs w:val="19"/>
+        </w:rPr>
+        <w:t xml:space="preserve">Students find 30 and 25 tickets/min, choose Printer A (higher rate), and divide 600 / 30 = 20 minutes.</w:t>
+      </w:r>
+    </w:p>
+    <w:p>
+      <w:pPr>
+        <w:spacing w:after="60"/>
+      </w:pPr>
+      <w:r>
+        <w:rPr>
+          <w:b/>
+          <w:bCs/>
+          <w:color w:val="9A6B12"/>
+          <w:sz w:val="20"/>
+          <w:szCs w:val="20"/>
+        </w:rPr>
+        <w:t xml:space="preserve">Level 2: </w:t>
+      </w:r>
+      <w:r>
+        <w:rPr>
+          <w:sz w:val="20"/>
+          <w:szCs w:val="20"/>
+        </w:rPr>
+        <w:t xml:space="preserve">Here the higher unit rate is better, but for the token deals the LOWER unit rate was better. Explain why 'better' depends on what the rate measures.</w:t>
+      </w:r>
+    </w:p>
+    <w:p>
+      <w:pPr>
+        <w:spacing w:after="60"/>
+        <w:ind w:left="360"/>
+      </w:pPr>
+      <w:r>
+        <w:rPr>
+          <w:sz w:val="20"/>
+          <w:szCs w:val="20"/>
+        </w:rPr>
+        <w:t xml:space="preserve">• A higher rate is better when ___, but a lower rate is better when ___.</w:t>
+      </w:r>
+    </w:p>
+    <w:p>
+      <w:pPr>
+        <w:spacing w:after="60"/>
+        <w:ind w:left="360"/>
+      </w:pPr>
+      <w:r>
+        <w:rPr>
+          <w:sz w:val="20"/>
+          <w:szCs w:val="20"/>
+        </w:rPr>
+        <w:t xml:space="preserve">• It depends on whether the rate measures ___ or ___.</w:t>
+      </w:r>
+    </w:p>
+    <w:p>
+      <w:pPr>
+        <w:pStyle w:val="Heading2"/>
+        <w:pBdr>
+          <w:left w:val="single" w:color="1FA6A2" w:sz="18" w:space="8"/>
+        </w:pBdr>
+        <w:spacing w:after="100" w:before="200"/>
+      </w:pPr>
+      <w:r>
+        <w:rPr>
+          <w:b/>
+          <w:bCs/>
           <w:color w:val="9A6B12"/>
           <w:sz w:val="26"/>
           <w:szCs w:val="26"/>
@@ -987,7 +1591,7 @@
           <w:sz w:val="21"/>
           <w:szCs w:val="21"/>
         </w:rPr>
-        <w:t xml:space="preserve">The unit rate is ___.</w:t>
+        <w:t xml:space="preserve">I can't compare the totals because ___.</w:t>
       </w:r>
       <w:r>
         <w:rPr>
@@ -999,19 +1603,19 @@
         </w:rPr>
         <w:br/>
         <w:t xml:space="preserve">
-La tasa unitaria es ___.</w:t>
-      </w:r>
-    </w:p>
-    <w:p>
-      <w:pPr>
-        <w:spacing w:after="60"/>
-      </w:pPr>
-      <w:r>
-        <w:rPr>
-          <w:sz w:val="21"/>
-          <w:szCs w:val="21"/>
-        </w:rPr>
-        <w:t xml:space="preserve">I used it to ___.</w:t>
+No puedo comparar los totales porque ___.</w:t>
+      </w:r>
+    </w:p>
+    <w:p>
+      <w:pPr>
+        <w:spacing w:after="60"/>
+      </w:pPr>
+      <w:r>
+        <w:rPr>
+          <w:sz w:val="21"/>
+          <w:szCs w:val="21"/>
+        </w:rPr>
+        <w:t xml:space="preserve">Finding the cost ___ lets me compare fairly.</w:t>
       </w:r>
       <w:r>
         <w:rPr>
@@ -1023,19 +1627,19 @@
         </w:rPr>
         <w:br/>
         <w:t xml:space="preserve">
-La usé para ___.</w:t>
-      </w:r>
-    </w:p>
-    <w:p>
-      <w:pPr>
-        <w:spacing w:after="60"/>
-      </w:pPr>
-      <w:r>
-        <w:rPr>
-          <w:sz w:val="21"/>
-          <w:szCs w:val="21"/>
-        </w:rPr>
-        <w:t xml:space="preserve">This helps me choose ___.</w:t>
+Hallar el costo ___ me deja comparar de forma justa.</w:t>
+      </w:r>
+    </w:p>
+    <w:p>
+      <w:pPr>
+        <w:spacing w:after="60"/>
+      </w:pPr>
+      <w:r>
+        <w:rPr>
+          <w:sz w:val="21"/>
+          <w:szCs w:val="21"/>
+        </w:rPr>
+        <w:t xml:space="preserve">The unit rate for ___ is $___ per token.</w:t>
       </w:r>
       <w:r>
         <w:rPr>
@@ -1047,7 +1651,7 @@
         </w:rPr>
         <w:br/>
         <w:t xml:space="preserve">
-Esto me ayuda a elegir ___.</w:t>
+La tasa unitaria de ___ es $___ por ficha.</w:t>
       </w:r>
     </w:p>
     <w:p>

--- a/lessons/4-7/downloads/4-7-notes.docx
+++ b/lessons/4-7/downloads/4-7-notes.docx
@@ -489,6 +489,43 @@
       </w:pPr>
       <w:r>
         <w:rPr>
+          <w:b/>
+          <w:bCs/>
+          <w:color w:val="1FA6A2"/>
+          <w:sz w:val="20"/>
+          <w:szCs w:val="20"/>
+        </w:rPr>
+        <w:t xml:space="preserve">Hint (optional): </w:t>
+      </w:r>
+      <w:r>
+        <w:rPr>
+          <w:sz w:val="20"/>
+          <w:szCs w:val="20"/>
+        </w:rPr>
+        <w:t xml:space="preserve">Try starting with the word "unit rate" or "per unit". Re-read the question and underline what it is asking you to compare or find. Use one number or word from the problem as your evidence.</w:t>
+      </w:r>
+    </w:p>
+    <w:p>
+      <w:pPr>
+        <w:spacing w:after="60"/>
+      </w:pPr>
+      <w:r>
+        <w:rPr>
+          <w:b/>
+          <w:bCs/>
+          <w:color w:val="12355B"/>
+          <w:sz w:val="19"/>
+          <w:szCs w:val="19"/>
+        </w:rPr>
+        <w:t xml:space="preserve">Sentence starters (optional)</w:t>
+      </w:r>
+    </w:p>
+    <w:p>
+      <w:pPr>
+        <w:spacing w:after="60"/>
+      </w:pPr>
+      <w:r>
+        <w:rPr>
           <w:sz w:val="21"/>
           <w:szCs w:val="21"/>
         </w:rPr>
@@ -679,6 +716,43 @@
       </w:pPr>
       <w:r>
         <w:rPr>
+          <w:b/>
+          <w:bCs/>
+          <w:color w:val="1FA6A2"/>
+          <w:sz w:val="20"/>
+          <w:szCs w:val="20"/>
+        </w:rPr>
+        <w:t xml:space="preserve">Hint (optional): </w:t>
+      </w:r>
+      <w:r>
+        <w:rPr>
+          <w:sz w:val="20"/>
+          <w:szCs w:val="20"/>
+        </w:rPr>
+        <w:t xml:space="preserve">Try starting with the word "unit rate" or "better buy". Re-read the question and underline what it is asking you to compare or find. Use one number or word from the problem as your evidence.</w:t>
+      </w:r>
+    </w:p>
+    <w:p>
+      <w:pPr>
+        <w:spacing w:after="60"/>
+      </w:pPr>
+      <w:r>
+        <w:rPr>
+          <w:b/>
+          <w:bCs/>
+          <w:color w:val="12355B"/>
+          <w:sz w:val="19"/>
+          <w:szCs w:val="19"/>
+        </w:rPr>
+        <w:t xml:space="preserve">Sentence starters (optional)</w:t>
+      </w:r>
+    </w:p>
+    <w:p>
+      <w:pPr>
+        <w:spacing w:after="60"/>
+      </w:pPr>
+      <w:r>
+        <w:rPr>
           <w:sz w:val="21"/>
           <w:szCs w:val="21"/>
         </w:rPr>
@@ -861,6 +935,43 @@
           <w:szCs w:val="20"/>
         </w:rPr>
         <w:t xml:space="preserve">I find tickets per minute for each printer, pick the higher rate, then divide 600 by it.</w:t>
+      </w:r>
+    </w:p>
+    <w:p>
+      <w:pPr>
+        <w:spacing w:after="60"/>
+      </w:pPr>
+      <w:r>
+        <w:rPr>
+          <w:b/>
+          <w:bCs/>
+          <w:color w:val="1FA6A2"/>
+          <w:sz w:val="20"/>
+          <w:szCs w:val="20"/>
+        </w:rPr>
+        <w:t xml:space="preserve">Hint (optional): </w:t>
+      </w:r>
+      <w:r>
+        <w:rPr>
+          <w:sz w:val="20"/>
+          <w:szCs w:val="20"/>
+        </w:rPr>
+        <w:t xml:space="preserve">Try starting with the word "unit rate" or "rate". Re-read the question and underline what it is asking you to compare or find. Use one number or word from the problem as your evidence.</w:t>
+      </w:r>
+    </w:p>
+    <w:p>
+      <w:pPr>
+        <w:spacing w:after="60"/>
+      </w:pPr>
+      <w:r>
+        <w:rPr>
+          <w:b/>
+          <w:bCs/>
+          <w:color w:val="12355B"/>
+          <w:sz w:val="19"/>
+          <w:szCs w:val="19"/>
+        </w:rPr>
+        <w:t xml:space="preserve">Sentence starters (optional)</w:t>
       </w:r>
     </w:p>
     <w:p>

--- a/lessons/4-7/downloads/4-7-notes.docx
+++ b/lessons/4-7/downloads/4-7-notes.docx
@@ -97,6 +97,69 @@
       </w:pPr>
       <w:r>
         <w:rPr>
+          <w:i/>
+          <w:iCs/>
+          <w:color w:val="5F6F80"/>
+          <w:sz w:val="19"/>
+          <w:szCs w:val="19"/>
+        </w:rPr>
+        <w:t xml:space="preserve">Picture first, then the word, then a plain-language meaning.</w:t>
+      </w:r>
+    </w:p>
+    <w:p>
+      <w:pPr>
+        <w:keepNext/>
+        <w:spacing w:after="20" w:before="120"/>
+        <w:jc w:val="center"/>
+      </w:pPr>
+      <w:r>
+        <w:drawing>
+          <wp:inline distT="0" distB="0" distL="0" distR="0">
+            <wp:extent cx="1238250" cy="933450"/>
+            <wp:effectExtent t="0" r="0" b="0" l="0"/>
+            <wp:docPr id="1" name="" descr="" title=""/>
+            <wp:cNvGraphicFramePr>
+              <a:graphicFrameLocks xmlns:a="http://schemas.openxmlformats.org/drawingml/2006/main" noChangeAspect="1"/>
+            </wp:cNvGraphicFramePr>
+            <a:graphic xmlns:a="http://schemas.openxmlformats.org/drawingml/2006/main">
+              <a:graphicData uri="http://schemas.openxmlformats.org/drawingml/2006/picture">
+                <pic:pic xmlns:pic="http://schemas.openxmlformats.org/drawingml/2006/picture">
+                  <pic:nvPicPr>
+                    <pic:cNvPr id="0" name="" descr=""/>
+                    <pic:cNvPicPr>
+                      <a:picLocks noChangeAspect="1" noChangeArrowheads="1"/>
+                    </pic:cNvPicPr>
+                  </pic:nvPicPr>
+                  <pic:blipFill>
+                    <a:blip r:embed="rId9" cstate="none"/>
+                    <a:srcRect/>
+                    <a:stretch>
+                      <a:fillRect/>
+                    </a:stretch>
+                  </pic:blipFill>
+                  <pic:spPr bwMode="auto">
+                    <a:xfrm>
+                      <a:off x="0" y="0"/>
+                      <a:ext cx="1238250" cy="933450"/>
+                    </a:xfrm>
+                    <a:prstGeom prst="rect">
+                      <a:avLst/>
+                    </a:prstGeom>
+                  </pic:spPr>
+                </pic:pic>
+              </a:graphicData>
+            </a:graphic>
+          </wp:inline>
+        </w:drawing>
+      </w:r>
+    </w:p>
+    <w:p>
+      <w:pPr>
+        <w:keepNext/>
+        <w:spacing w:after="20"/>
+      </w:pPr>
+      <w:r>
+        <w:rPr>
           <w:b/>
           <w:bCs/>
           <w:color w:val="12355B"/>
@@ -118,7 +181,7 @@
     </w:p>
     <w:p>
       <w:pPr>
-        <w:spacing w:after="60"/>
+        <w:spacing w:after="160"/>
       </w:pPr>
       <w:r>
         <w:rPr>
@@ -130,22 +193,55 @@
     </w:p>
     <w:p>
       <w:pPr>
-        <w:spacing w:after="60"/>
-      </w:pPr>
-      <w:r>
-        <w:rPr>
-          <w:i/>
-          <w:iCs/>
-          <w:color w:val="5F6F80"/>
-          <w:sz w:val="19"/>
-          <w:szCs w:val="19"/>
-        </w:rPr>
-        <w:t xml:space="preserve">$2.50 per pound means $2.50 for every 1 pound</w:t>
-      </w:r>
-    </w:p>
-    <w:p>
-      <w:pPr>
-        <w:spacing w:after="60"/>
+        <w:keepNext/>
+        <w:spacing w:after="20" w:before="120"/>
+        <w:jc w:val="center"/>
+      </w:pPr>
+      <w:r>
+        <w:drawing>
+          <wp:inline distT="0" distB="0" distL="0" distR="0">
+            <wp:extent cx="1238250" cy="933450"/>
+            <wp:effectExtent t="0" r="0" b="0" l="0"/>
+            <wp:docPr id="1" name="" descr="" title=""/>
+            <wp:cNvGraphicFramePr>
+              <a:graphicFrameLocks xmlns:a="http://schemas.openxmlformats.org/drawingml/2006/main" noChangeAspect="1"/>
+            </wp:cNvGraphicFramePr>
+            <a:graphic xmlns:a="http://schemas.openxmlformats.org/drawingml/2006/main">
+              <a:graphicData uri="http://schemas.openxmlformats.org/drawingml/2006/picture">
+                <pic:pic xmlns:pic="http://schemas.openxmlformats.org/drawingml/2006/picture">
+                  <pic:nvPicPr>
+                    <pic:cNvPr id="0" name="" descr=""/>
+                    <pic:cNvPicPr>
+                      <a:picLocks noChangeAspect="1" noChangeArrowheads="1"/>
+                    </pic:cNvPicPr>
+                  </pic:nvPicPr>
+                  <pic:blipFill>
+                    <a:blip r:embed="rId9" cstate="none"/>
+                    <a:srcRect/>
+                    <a:stretch>
+                      <a:fillRect/>
+                    </a:stretch>
+                  </pic:blipFill>
+                  <pic:spPr bwMode="auto">
+                    <a:xfrm>
+                      <a:off x="0" y="0"/>
+                      <a:ext cx="1238250" cy="933450"/>
+                    </a:xfrm>
+                    <a:prstGeom prst="rect">
+                      <a:avLst/>
+                    </a:prstGeom>
+                  </pic:spPr>
+                </pic:pic>
+              </a:graphicData>
+            </a:graphic>
+          </wp:inline>
+        </w:drawing>
+      </w:r>
+    </w:p>
+    <w:p>
+      <w:pPr>
+        <w:keepNext/>
+        <w:spacing w:after="20"/>
       </w:pPr>
       <w:r>
         <w:rPr>
@@ -170,7 +266,7 @@
     </w:p>
     <w:p>
       <w:pPr>
-        <w:spacing w:after="60"/>
+        <w:spacing w:after="160"/>
       </w:pPr>
       <w:r>
         <w:rPr>
@@ -182,22 +278,55 @@
     </w:p>
     <w:p>
       <w:pPr>
-        <w:spacing w:after="60"/>
-      </w:pPr>
-      <w:r>
-        <w:rPr>
-          <w:i/>
-          <w:iCs/>
-          <w:color w:val="5F6F80"/>
-          <w:sz w:val="19"/>
-          <w:szCs w:val="19"/>
-        </w:rPr>
-        <w:t xml:space="preserve">$0.10 each vs $0.15 each — the $0.10 option is the better buy</w:t>
-      </w:r>
-    </w:p>
-    <w:p>
-      <w:pPr>
-        <w:spacing w:after="60"/>
+        <w:keepNext/>
+        <w:spacing w:after="20" w:before="120"/>
+        <w:jc w:val="center"/>
+      </w:pPr>
+      <w:r>
+        <w:drawing>
+          <wp:inline distT="0" distB="0" distL="0" distR="0">
+            <wp:extent cx="1238250" cy="933450"/>
+            <wp:effectExtent t="0" r="0" b="0" l="0"/>
+            <wp:docPr id="1" name="" descr="" title=""/>
+            <wp:cNvGraphicFramePr>
+              <a:graphicFrameLocks xmlns:a="http://schemas.openxmlformats.org/drawingml/2006/main" noChangeAspect="1"/>
+            </wp:cNvGraphicFramePr>
+            <a:graphic xmlns:a="http://schemas.openxmlformats.org/drawingml/2006/main">
+              <a:graphicData uri="http://schemas.openxmlformats.org/drawingml/2006/picture">
+                <pic:pic xmlns:pic="http://schemas.openxmlformats.org/drawingml/2006/picture">
+                  <pic:nvPicPr>
+                    <pic:cNvPr id="0" name="" descr=""/>
+                    <pic:cNvPicPr>
+                      <a:picLocks noChangeAspect="1" noChangeArrowheads="1"/>
+                    </pic:cNvPicPr>
+                  </pic:nvPicPr>
+                  <pic:blipFill>
+                    <a:blip r:embed="rId10" cstate="none"/>
+                    <a:srcRect/>
+                    <a:stretch>
+                      <a:fillRect/>
+                    </a:stretch>
+                  </pic:blipFill>
+                  <pic:spPr bwMode="auto">
+                    <a:xfrm>
+                      <a:off x="0" y="0"/>
+                      <a:ext cx="1238250" cy="933450"/>
+                    </a:xfrm>
+                    <a:prstGeom prst="rect">
+                      <a:avLst/>
+                    </a:prstGeom>
+                  </pic:spPr>
+                </pic:pic>
+              </a:graphicData>
+            </a:graphic>
+          </wp:inline>
+        </w:drawing>
+      </w:r>
+    </w:p>
+    <w:p>
+      <w:pPr>
+        <w:keepNext/>
+        <w:spacing w:after="20"/>
       </w:pPr>
       <w:r>
         <w:rPr>
@@ -222,7 +351,7 @@
     </w:p>
     <w:p>
       <w:pPr>
-        <w:spacing w:after="60"/>
+        <w:spacing w:after="160"/>
       </w:pPr>
       <w:r>
         <w:rPr>
@@ -234,22 +363,55 @@
     </w:p>
     <w:p>
       <w:pPr>
-        <w:spacing w:after="60"/>
-      </w:pPr>
-      <w:r>
-        <w:rPr>
-          <w:i/>
-          <w:iCs/>
-          <w:color w:val="5F6F80"/>
-          <w:sz w:val="19"/>
-          <w:szCs w:val="19"/>
-        </w:rPr>
-        <w:t xml:space="preserve">$3 per game &lt; $4 per game</w:t>
-      </w:r>
-    </w:p>
-    <w:p>
-      <w:pPr>
-        <w:spacing w:after="60"/>
+        <w:keepNext/>
+        <w:spacing w:after="20" w:before="120"/>
+        <w:jc w:val="center"/>
+      </w:pPr>
+      <w:r>
+        <w:drawing>
+          <wp:inline distT="0" distB="0" distL="0" distR="0">
+            <wp:extent cx="1238250" cy="933450"/>
+            <wp:effectExtent t="0" r="0" b="0" l="0"/>
+            <wp:docPr id="1" name="" descr="" title=""/>
+            <wp:cNvGraphicFramePr>
+              <a:graphicFrameLocks xmlns:a="http://schemas.openxmlformats.org/drawingml/2006/main" noChangeAspect="1"/>
+            </wp:cNvGraphicFramePr>
+            <a:graphic xmlns:a="http://schemas.openxmlformats.org/drawingml/2006/main">
+              <a:graphicData uri="http://schemas.openxmlformats.org/drawingml/2006/picture">
+                <pic:pic xmlns:pic="http://schemas.openxmlformats.org/drawingml/2006/picture">
+                  <pic:nvPicPr>
+                    <pic:cNvPr id="0" name="" descr=""/>
+                    <pic:cNvPicPr>
+                      <a:picLocks noChangeAspect="1" noChangeArrowheads="1"/>
+                    </pic:cNvPicPr>
+                  </pic:nvPicPr>
+                  <pic:blipFill>
+                    <a:blip r:embed="rId9" cstate="none"/>
+                    <a:srcRect/>
+                    <a:stretch>
+                      <a:fillRect/>
+                    </a:stretch>
+                  </pic:blipFill>
+                  <pic:spPr bwMode="auto">
+                    <a:xfrm>
+                      <a:off x="0" y="0"/>
+                      <a:ext cx="1238250" cy="933450"/>
+                    </a:xfrm>
+                    <a:prstGeom prst="rect">
+                      <a:avLst/>
+                    </a:prstGeom>
+                  </pic:spPr>
+                </pic:pic>
+              </a:graphicData>
+            </a:graphic>
+          </wp:inline>
+        </w:drawing>
+      </w:r>
+    </w:p>
+    <w:p>
+      <w:pPr>
+        <w:keepNext/>
+        <w:spacing w:after="20"/>
       </w:pPr>
       <w:r>
         <w:rPr>
@@ -274,7 +436,7 @@
     </w:p>
     <w:p>
       <w:pPr>
-        <w:spacing w:after="60"/>
+        <w:spacing w:after="160"/>
       </w:pPr>
       <w:r>
         <w:rPr>
@@ -286,22 +448,55 @@
     </w:p>
     <w:p>
       <w:pPr>
-        <w:spacing w:after="60"/>
-      </w:pPr>
-      <w:r>
-        <w:rPr>
-          <w:i/>
-          <w:iCs/>
-          <w:color w:val="5F6F80"/>
-          <w:sz w:val="19"/>
-          <w:szCs w:val="19"/>
-        </w:rPr>
-        <w:t xml:space="preserve">$0.50 per token means each token costs $0.50</w:t>
-      </w:r>
-    </w:p>
-    <w:p>
-      <w:pPr>
-        <w:spacing w:after="60"/>
+        <w:keepNext/>
+        <w:spacing w:after="20" w:before="120"/>
+        <w:jc w:val="center"/>
+      </w:pPr>
+      <w:r>
+        <w:drawing>
+          <wp:inline distT="0" distB="0" distL="0" distR="0">
+            <wp:extent cx="1238250" cy="933450"/>
+            <wp:effectExtent t="0" r="0" b="0" l="0"/>
+            <wp:docPr id="1" name="" descr="" title=""/>
+            <wp:cNvGraphicFramePr>
+              <a:graphicFrameLocks xmlns:a="http://schemas.openxmlformats.org/drawingml/2006/main" noChangeAspect="1"/>
+            </wp:cNvGraphicFramePr>
+            <a:graphic xmlns:a="http://schemas.openxmlformats.org/drawingml/2006/main">
+              <a:graphicData uri="http://schemas.openxmlformats.org/drawingml/2006/picture">
+                <pic:pic xmlns:pic="http://schemas.openxmlformats.org/drawingml/2006/picture">
+                  <pic:nvPicPr>
+                    <pic:cNvPr id="0" name="" descr=""/>
+                    <pic:cNvPicPr>
+                      <a:picLocks noChangeAspect="1" noChangeArrowheads="1"/>
+                    </pic:cNvPicPr>
+                  </pic:nvPicPr>
+                  <pic:blipFill>
+                    <a:blip r:embed="rId9" cstate="none"/>
+                    <a:srcRect/>
+                    <a:stretch>
+                      <a:fillRect/>
+                    </a:stretch>
+                  </pic:blipFill>
+                  <pic:spPr bwMode="auto">
+                    <a:xfrm>
+                      <a:off x="0" y="0"/>
+                      <a:ext cx="1238250" cy="933450"/>
+                    </a:xfrm>
+                    <a:prstGeom prst="rect">
+                      <a:avLst/>
+                    </a:prstGeom>
+                  </pic:spPr>
+                </pic:pic>
+              </a:graphicData>
+            </a:graphic>
+          </wp:inline>
+        </w:drawing>
+      </w:r>
+    </w:p>
+    <w:p>
+      <w:pPr>
+        <w:keepNext/>
+        <w:spacing w:after="20"/>
       </w:pPr>
       <w:r>
         <w:rPr>
@@ -326,7 +521,7 @@
     </w:p>
     <w:p>
       <w:pPr>
-        <w:spacing w:after="60"/>
+        <w:spacing w:after="160"/>
       </w:pPr>
       <w:r>
         <w:rPr>
@@ -338,22 +533,55 @@
     </w:p>
     <w:p>
       <w:pPr>
-        <w:spacing w:after="60"/>
-      </w:pPr>
-      <w:r>
-        <w:rPr>
-          <w:i/>
-          <w:iCs/>
-          <w:color w:val="5F6F80"/>
-          <w:sz w:val="19"/>
-          <w:szCs w:val="19"/>
-        </w:rPr>
-        <w:t xml:space="preserve">120 miles in 3 hours is a rate (miles and hours are different units)</w:t>
-      </w:r>
-    </w:p>
-    <w:p>
-      <w:pPr>
-        <w:spacing w:after="60"/>
+        <w:keepNext/>
+        <w:spacing w:after="20" w:before="120"/>
+        <w:jc w:val="center"/>
+      </w:pPr>
+      <w:r>
+        <w:drawing>
+          <wp:inline distT="0" distB="0" distL="0" distR="0">
+            <wp:extent cx="1238250" cy="933450"/>
+            <wp:effectExtent t="0" r="0" b="0" l="0"/>
+            <wp:docPr id="1" name="" descr="" title=""/>
+            <wp:cNvGraphicFramePr>
+              <a:graphicFrameLocks xmlns:a="http://schemas.openxmlformats.org/drawingml/2006/main" noChangeAspect="1"/>
+            </wp:cNvGraphicFramePr>
+            <a:graphic xmlns:a="http://schemas.openxmlformats.org/drawingml/2006/main">
+              <a:graphicData uri="http://schemas.openxmlformats.org/drawingml/2006/picture">
+                <pic:pic xmlns:pic="http://schemas.openxmlformats.org/drawingml/2006/picture">
+                  <pic:nvPicPr>
+                    <pic:cNvPr id="0" name="" descr=""/>
+                    <pic:cNvPicPr>
+                      <a:picLocks noChangeAspect="1" noChangeArrowheads="1"/>
+                    </pic:cNvPicPr>
+                  </pic:nvPicPr>
+                  <pic:blipFill>
+                    <a:blip r:embed="rId11" cstate="none"/>
+                    <a:srcRect/>
+                    <a:stretch>
+                      <a:fillRect/>
+                    </a:stretch>
+                  </pic:blipFill>
+                  <pic:spPr bwMode="auto">
+                    <a:xfrm>
+                      <a:off x="0" y="0"/>
+                      <a:ext cx="1238250" cy="933450"/>
+                    </a:xfrm>
+                    <a:prstGeom prst="rect">
+                      <a:avLst/>
+                    </a:prstGeom>
+                  </pic:spPr>
+                </pic:pic>
+              </a:graphicData>
+            </a:graphic>
+          </wp:inline>
+        </w:drawing>
+      </w:r>
+    </w:p>
+    <w:p>
+      <w:pPr>
+        <w:keepNext/>
+        <w:spacing w:after="20"/>
       </w:pPr>
       <w:r>
         <w:rPr>
@@ -378,7 +606,7 @@
     </w:p>
     <w:p>
       <w:pPr>
-        <w:spacing w:after="60"/>
+        <w:spacing w:after="160"/>
       </w:pPr>
       <w:r>
         <w:rPr>
@@ -386,21 +614,6 @@
           <w:szCs w:val="21"/>
         </w:rPr>
         <w:t xml:space="preserve">A math sentence saying two ratios are equal. It helps find a missing number.</w:t>
-      </w:r>
-    </w:p>
-    <w:p>
-      <w:pPr>
-        <w:spacing w:after="60"/>
-      </w:pPr>
-      <w:r>
-        <w:rPr>
-          <w:i/>
-          <w:iCs/>
-          <w:color w:val="5F6F80"/>
-          <w:sz w:val="19"/>
-          <w:szCs w:val="19"/>
-        </w:rPr>
-        <w:t xml:space="preserve">5/3 = x/12 → x = 20</w:t>
       </w:r>
     </w:p>
     <w:p>

--- a/lessons/4-7/downloads/4-7-notes.docx
+++ b/lessons/4-7/downloads/4-7-notes.docx
@@ -1364,7 +1364,7 @@
           <w:sz w:val="24"/>
           <w:szCs w:val="24"/>
         </w:rPr>
-        <w:t xml:space="preserve">Try the Model</w:t>
+        <w:t xml:space="preserve">Solved Example</w:t>
       </w:r>
       <w:r>
         <w:rPr>
@@ -1374,90 +1374,174 @@
           <w:sz w:val="19"/>
           <w:szCs w:val="19"/>
         </w:rPr>
-        <w:t xml:space="preserve">   step through it together</w:t>
-      </w:r>
-    </w:p>
-    <w:p>
-      <w:pPr>
-        <w:spacing w:after="80"/>
-      </w:pPr>
-      <w:r>
-        <w:rPr>
-          <w:sz w:val="21"/>
-          <w:szCs w:val="21"/>
-        </w:rPr>
-        <w:t xml:space="preserve">Calculate the unit rate for each supplier's deal. Then determine which is the better buy for each item.</w:t>
-      </w:r>
-    </w:p>
-    <w:p>
-      <w:pPr>
+        <w:t xml:space="preserve">   I Do — watch each step</w:t>
+      </w:r>
+    </w:p>
+    <w:p>
+      <w:pPr>
+        <w:keepNext/>
         <w:spacing w:after="40"/>
       </w:pPr>
       <w:r>
-        <w:t xml:space="preserve"/>
-      </w:r>
-    </w:p>
-    <w:tbl>
-      <w:tblPr>
-        <w:tblW w:type="pct" w:w="100%"/>
-        <w:tblBorders>
-          <w:top w:val="single" w:color="C7D2DD" w:sz="6"/>
-          <w:left w:val="single" w:color="C7D2DD" w:sz="6"/>
-          <w:bottom w:val="single" w:color="C7D2DD" w:sz="6"/>
-          <w:right w:val="single" w:color="C7D2DD" w:sz="6"/>
-          <w:insideH w:val="single" w:color="auto" w:sz="4"/>
-          <w:insideV w:val="single" w:color="auto" w:sz="4"/>
-        </w:tblBorders>
-      </w:tblPr>
-      <w:tblGrid>
-        <w:gridCol w:w="100"/>
-      </w:tblGrid>
-      <w:tr>
-        <w:tc>
-          <w:tcPr>
-            <w:shd w:fill="E6F4F3" w:color="auto" w:val="clear"/>
-            <w:tcMar>
-              <w:top w:type="dxa" w:w="60"/>
-              <w:left w:type="dxa" w:w="120"/>
-              <w:bottom w:type="dxa" w:w="60"/>
-              <w:right w:type="dxa" w:w="120"/>
-            </w:tcMar>
-          </w:tcPr>
-          <w:p>
-            <w:pPr>
-              <w:spacing w:after="0" w:line="320"/>
-            </w:pPr>
-            <w:r>
-              <w:t xml:space="preserve"/>
-            </w:r>
-          </w:p>
-          <w:p>
-            <w:pPr>
-              <w:spacing w:after="0" w:line="320"/>
-            </w:pPr>
-            <w:r>
-              <w:t xml:space="preserve"/>
-            </w:r>
-          </w:p>
-          <w:p>
-            <w:pPr>
-              <w:spacing w:after="0" w:line="320"/>
-            </w:pPr>
-            <w:r>
-              <w:t xml:space="preserve"/>
-            </w:r>
-          </w:p>
-          <w:p>
-            <w:pPr>
-              <w:spacing w:after="0" w:line="320"/>
-            </w:pPr>
-            <w:r>
-              <w:t xml:space="preserve"/>
-            </w:r>
-          </w:p>
-        </w:tc>
-      </w:tr>
-    </w:tbl>
+        <w:rPr>
+          <w:b/>
+          <w:bCs/>
+          <w:color w:val="12355B"/>
+          <w:sz w:val="21"/>
+          <w:szCs w:val="21"/>
+        </w:rPr>
+        <w:t xml:space="preserve">Problem:  </w:t>
+      </w:r>
+      <w:r>
+        <w:rPr>
+          <w:sz w:val="21"/>
+          <w:szCs w:val="21"/>
+        </w:rPr>
+        <w:t xml:space="preserve">Which is the better buy: 6 bouncy balls for $4.50 or 10 bouncy balls for $8.00?</w:t>
+      </w:r>
+    </w:p>
+    <w:p>
+      <w:pPr>
+        <w:spacing w:after="30"/>
+        <w:ind w:left="420"/>
+      </w:pPr>
+      <w:r>
+        <w:rPr>
+          <w:sz w:val="20"/>
+          <w:szCs w:val="20"/>
+        </w:rPr>
+        <w:t xml:space="preserve">A)  6 for $4.50 — $0.75 each</w:t>
+      </w:r>
+    </w:p>
+    <w:p>
+      <w:pPr>
+        <w:spacing w:after="30"/>
+        <w:ind w:left="420"/>
+      </w:pPr>
+      <w:r>
+        <w:rPr>
+          <w:sz w:val="20"/>
+          <w:szCs w:val="20"/>
+        </w:rPr>
+        <w:t xml:space="preserve">B)  10 for $8.00 — $0.80 each</w:t>
+      </w:r>
+    </w:p>
+    <w:p>
+      <w:pPr>
+        <w:spacing w:after="30"/>
+        <w:ind w:left="420"/>
+      </w:pPr>
+      <w:r>
+        <w:rPr>
+          <w:sz w:val="20"/>
+          <w:szCs w:val="20"/>
+        </w:rPr>
+        <w:t xml:space="preserve">C)  They cost the same per ball</w:t>
+      </w:r>
+    </w:p>
+    <w:p>
+      <w:pPr>
+        <w:spacing w:after="30"/>
+        <w:ind w:left="420"/>
+      </w:pPr>
+      <w:r>
+        <w:rPr>
+          <w:sz w:val="20"/>
+          <w:szCs w:val="20"/>
+        </w:rPr>
+        <w:t xml:space="preserve">D)  Not enough information</w:t>
+      </w:r>
+    </w:p>
+    <w:p>
+      <w:pPr>
+        <w:spacing w:after="20" w:before="50"/>
+      </w:pPr>
+      <w:r>
+        <w:rPr>
+          <w:b/>
+          <w:bCs/>
+          <w:color w:val="1FA6A2"/>
+          <w:sz w:val="21"/>
+          <w:szCs w:val="21"/>
+        </w:rPr>
+        <w:t xml:space="preserve">Step 1:  </w:t>
+      </w:r>
+      <w:r>
+        <w:rPr>
+          <w:sz w:val="21"/>
+          <w:szCs w:val="21"/>
+        </w:rPr>
+        <w:t xml:space="preserve">$4.50 ÷ 6 = $0.75 each.</w:t>
+      </w:r>
+    </w:p>
+    <w:p>
+      <w:pPr>
+        <w:spacing w:after="20" w:before="50"/>
+      </w:pPr>
+      <w:r>
+        <w:rPr>
+          <w:b/>
+          <w:bCs/>
+          <w:color w:val="1FA6A2"/>
+          <w:sz w:val="21"/>
+          <w:szCs w:val="21"/>
+        </w:rPr>
+        <w:t xml:space="preserve">Step 2:  </w:t>
+      </w:r>
+      <w:r>
+        <w:rPr>
+          <w:sz w:val="21"/>
+          <w:szCs w:val="21"/>
+        </w:rPr>
+        <w:t xml:space="preserve">$8.00 ÷ 10 = $0.80 each.</w:t>
+      </w:r>
+    </w:p>
+    <w:p>
+      <w:pPr>
+        <w:spacing w:after="20" w:before="50"/>
+      </w:pPr>
+      <w:r>
+        <w:rPr>
+          <w:b/>
+          <w:bCs/>
+          <w:color w:val="1FA6A2"/>
+          <w:sz w:val="21"/>
+          <w:szCs w:val="21"/>
+        </w:rPr>
+        <w:t xml:space="preserve">Step 3:  </w:t>
+      </w:r>
+      <w:r>
+        <w:rPr>
+          <w:sz w:val="21"/>
+          <w:szCs w:val="21"/>
+        </w:rPr>
+        <w:t xml:space="preserve">$0.75 &lt; $0.80, so 6 for $4.50 is the better buy.</w:t>
+      </w:r>
+    </w:p>
+    <w:p>
+      <w:pPr>
+        <w:spacing w:after="40" w:before="60"/>
+      </w:pPr>
+      <w:r>
+        <w:rPr>
+          <w:b/>
+          <w:bCs/>
+          <w:color w:val="12355B"/>
+          <w:sz w:val="21"/>
+          <w:szCs w:val="21"/>
+        </w:rPr>
+        <w:t xml:space="preserve">Answer:  </w:t>
+      </w:r>
+      <w:r>
+        <w:rPr>
+          <w:b/>
+          <w:bCs/>
+          <w:sz w:val="21"/>
+          <w:szCs w:val="21"/>
+        </w:rPr>
+        <w:t xml:space="preserve">A. 6 for $4.50 — $0.75 each</w:t>
+      </w:r>
+    </w:p>
     <w:p>
       <w:pPr>
         <w:pStyle w:val="Heading1"/>
@@ -1502,6 +1586,197 @@
           <w:szCs w:val="19"/>
         </w:rPr>
         <w:t xml:space="preserve">   We Do — work with your class</w:t>
+      </w:r>
+    </w:p>
+    <w:p>
+      <w:pPr>
+        <w:keepNext/>
+        <w:spacing w:after="40" w:before="40"/>
+      </w:pPr>
+      <w:r>
+        <w:rPr>
+          <w:b/>
+          <w:bCs/>
+          <w:color w:val="12355B"/>
+          <w:sz w:val="21"/>
+          <w:szCs w:val="21"/>
+        </w:rPr>
+        <w:t xml:space="preserve">Problem:  </w:t>
+      </w:r>
+      <w:r>
+        <w:rPr>
+          <w:sz w:val="21"/>
+          <w:szCs w:val="21"/>
+        </w:rPr>
+        <w:t xml:space="preserve">A faucet drips 15 ounces of water in 5 minutes. What is the unit rate?</w:t>
+      </w:r>
+    </w:p>
+    <w:p>
+      <w:pPr>
+        <w:spacing w:after="30"/>
+        <w:ind w:left="420"/>
+      </w:pPr>
+      <w:r>
+        <w:rPr>
+          <w:sz w:val="20"/>
+          <w:szCs w:val="20"/>
+        </w:rPr>
+        <w:t xml:space="preserve">A)  3 ounces per minute</w:t>
+      </w:r>
+    </w:p>
+    <w:p>
+      <w:pPr>
+        <w:spacing w:after="30"/>
+        <w:ind w:left="420"/>
+      </w:pPr>
+      <w:r>
+        <w:rPr>
+          <w:sz w:val="20"/>
+          <w:szCs w:val="20"/>
+        </w:rPr>
+        <w:t xml:space="preserve">B)  5 ounces per minute</w:t>
+      </w:r>
+    </w:p>
+    <w:p>
+      <w:pPr>
+        <w:spacing w:after="30"/>
+        <w:ind w:left="420"/>
+      </w:pPr>
+      <w:r>
+        <w:rPr>
+          <w:sz w:val="20"/>
+          <w:szCs w:val="20"/>
+        </w:rPr>
+        <w:t xml:space="preserve">C)  15 ounces per minute</w:t>
+      </w:r>
+    </w:p>
+    <w:p>
+      <w:pPr>
+        <w:spacing w:after="30"/>
+        <w:ind w:left="420"/>
+      </w:pPr>
+      <w:r>
+        <w:rPr>
+          <w:sz w:val="20"/>
+          <w:szCs w:val="20"/>
+        </w:rPr>
+        <w:t xml:space="preserve">D)  0.33 ounces per minute</w:t>
+      </w:r>
+    </w:p>
+    <w:p>
+      <w:pPr>
+        <w:keepNext/>
+        <w:spacing w:after="0" w:before="50"/>
+      </w:pPr>
+      <w:r>
+        <w:rPr>
+          <w:b/>
+          <w:bCs/>
+          <w:color w:val="6B4FA0"/>
+          <w:sz w:val="21"/>
+          <w:szCs w:val="21"/>
+        </w:rPr>
+        <w:t xml:space="preserve">Step 1:</w:t>
+      </w:r>
+    </w:p>
+    <w:p>
+      <w:pPr>
+        <w:pBdr>
+          <w:bottom w:val="single" w:color="AFBECC" w:sz="6"/>
+        </w:pBdr>
+        <w:spacing w:after="30" w:before="150"/>
+      </w:pPr>
+      <w:r>
+        <w:t xml:space="preserve"/>
+      </w:r>
+    </w:p>
+    <w:p>
+      <w:pPr>
+        <w:keepNext/>
+        <w:spacing w:after="0" w:before="50"/>
+      </w:pPr>
+      <w:r>
+        <w:rPr>
+          <w:b/>
+          <w:bCs/>
+          <w:color w:val="6B4FA0"/>
+          <w:sz w:val="21"/>
+          <w:szCs w:val="21"/>
+        </w:rPr>
+        <w:t xml:space="preserve">Step 2:</w:t>
+      </w:r>
+    </w:p>
+    <w:p>
+      <w:pPr>
+        <w:pBdr>
+          <w:bottom w:val="single" w:color="AFBECC" w:sz="6"/>
+        </w:pBdr>
+        <w:spacing w:after="30" w:before="150"/>
+      </w:pPr>
+      <w:r>
+        <w:t xml:space="preserve"/>
+      </w:r>
+    </w:p>
+    <w:p>
+      <w:pPr>
+        <w:keepNext/>
+        <w:spacing w:after="0" w:before="50"/>
+      </w:pPr>
+      <w:r>
+        <w:rPr>
+          <w:b/>
+          <w:bCs/>
+          <w:color w:val="6B4FA0"/>
+          <w:sz w:val="21"/>
+          <w:szCs w:val="21"/>
+        </w:rPr>
+        <w:t xml:space="preserve">Step 3:</w:t>
+      </w:r>
+    </w:p>
+    <w:p>
+      <w:pPr>
+        <w:pBdr>
+          <w:bottom w:val="single" w:color="AFBECC" w:sz="6"/>
+        </w:pBdr>
+        <w:spacing w:after="30" w:before="150"/>
+      </w:pPr>
+      <w:r>
+        <w:t xml:space="preserve"/>
+      </w:r>
+    </w:p>
+    <w:p>
+      <w:pPr>
+        <w:keepNext/>
+        <w:spacing w:after="0" w:before="60"/>
+      </w:pPr>
+      <w:r>
+        <w:rPr>
+          <w:b/>
+          <w:bCs/>
+          <w:color w:val="12355B"/>
+          <w:sz w:val="21"/>
+          <w:szCs w:val="21"/>
+        </w:rPr>
+        <w:t xml:space="preserve">Answer:</w:t>
+      </w:r>
+    </w:p>
+    <w:p>
+      <w:pPr>
+        <w:pBdr>
+          <w:bottom w:val="single" w:color="AFBECC" w:sz="6"/>
+        </w:pBdr>
+        <w:spacing w:after="30" w:before="150"/>
+      </w:pPr>
+      <w:r>
+        <w:t xml:space="preserve"/>
+      </w:r>
+    </w:p>
+    <w:p>
+      <w:pPr>
+        <w:spacing w:after="80"/>
+      </w:pPr>
+      <w:r>
+        <w:t xml:space="preserve"/>
       </w:r>
     </w:p>
     <w:tbl>
@@ -2021,7 +2296,7 @@
           <w:sz w:val="21"/>
           <w:szCs w:val="21"/>
         </w:rPr>
-        <w:t xml:space="preserve">Which is the better buy: 6 bouncy balls for $4.50 or 10 bouncy balls for $8.00?</w:t>
+        <w:t xml:space="preserve">A printer prints 42 pages in 6 minutes. How many pages does it print in 15 minutes at the same rate?</w:t>
       </w:r>
     </w:p>
     <w:p>
@@ -2034,7 +2309,7 @@
           <w:sz w:val="20"/>
           <w:szCs w:val="20"/>
         </w:rPr>
-        <w:t xml:space="preserve">A)  6 for $4.50 — $0.75 each</w:t>
+        <w:t xml:space="preserve">A)  105 pages</w:t>
       </w:r>
     </w:p>
     <w:p>
@@ -2047,7 +2322,7 @@
           <w:sz w:val="20"/>
           <w:szCs w:val="20"/>
         </w:rPr>
-        <w:t xml:space="preserve">B)  10 for $8.00 — $0.80 each</w:t>
+        <w:t xml:space="preserve">B)  90 pages</w:t>
       </w:r>
     </w:p>
     <w:p>
@@ -2060,7 +2335,7 @@
           <w:sz w:val="20"/>
           <w:szCs w:val="20"/>
         </w:rPr>
-        <w:t xml:space="preserve">C)  They cost the same per ball</w:t>
+        <w:t xml:space="preserve">C)  70 pages</w:t>
       </w:r>
     </w:p>
     <w:p>
@@ -2073,7 +2348,7 @@
           <w:sz w:val="20"/>
           <w:szCs w:val="20"/>
         </w:rPr>
-        <w:t xml:space="preserve">D)  Not enough information</w:t>
+        <w:t xml:space="preserve">D)  120 pages</w:t>
       </w:r>
     </w:p>
     <w:p>
@@ -2151,7 +2426,7 @@
           <w:sz w:val="21"/>
           <w:szCs w:val="21"/>
         </w:rPr>
-        <w:t xml:space="preserve">A faucet drips 15 ounces of water in 5 minutes. What is the unit rate?</w:t>
+        <w:t xml:space="preserve">Store A sells 5 notebooks for $8. Store B sells 3 notebooks for $5.25. Which has the lower price per notebook?</w:t>
       </w:r>
     </w:p>
     <w:p>
@@ -2164,7 +2439,7 @@
           <w:sz w:val="20"/>
           <w:szCs w:val="20"/>
         </w:rPr>
-        <w:t xml:space="preserve">A)  3 ounces per minute</w:t>
+        <w:t xml:space="preserve">A)  Store A ($1.60 each)</w:t>
       </w:r>
     </w:p>
     <w:p>
@@ -2177,7 +2452,7 @@
           <w:sz w:val="20"/>
           <w:szCs w:val="20"/>
         </w:rPr>
-        <w:t xml:space="preserve">B)  5 ounces per minute</w:t>
+        <w:t xml:space="preserve">B)  Store B ($1.75 each)</w:t>
       </w:r>
     </w:p>
     <w:p>
@@ -2190,7 +2465,7 @@
           <w:sz w:val="20"/>
           <w:szCs w:val="20"/>
         </w:rPr>
-        <w:t xml:space="preserve">C)  15 ounces per minute</w:t>
+        <w:t xml:space="preserve">C)  Same price</w:t>
       </w:r>
     </w:p>
     <w:p>
@@ -2203,7 +2478,7 @@
           <w:sz w:val="20"/>
           <w:szCs w:val="20"/>
         </w:rPr>
-        <w:t xml:space="preserve">D)  0.33 ounces per minute</w:t>
+        <w:t xml:space="preserve">D)  Cannot determine</w:t>
       </w:r>
     </w:p>
     <w:p>
@@ -2281,7 +2556,7 @@
           <w:sz w:val="21"/>
           <w:szCs w:val="21"/>
         </w:rPr>
-        <w:t xml:space="preserve">A printer prints 42 pages in 6 minutes. How many pages does it print in 15 minutes at the same rate?</w:t>
+        <w:t xml:space="preserve">A machine dispenses 24 tokens in 3 minutes. At this rate, how many tokens does it dispense in 10 minutes?</w:t>
       </w:r>
     </w:p>
     <w:p>
@@ -2294,7 +2569,7 @@
           <w:sz w:val="20"/>
           <w:szCs w:val="20"/>
         </w:rPr>
-        <w:t xml:space="preserve">A)  105 pages</w:t>
+        <w:t xml:space="preserve">A)  80 tokens</w:t>
       </w:r>
     </w:p>
     <w:p>
@@ -2307,7 +2582,7 @@
           <w:sz w:val="20"/>
           <w:szCs w:val="20"/>
         </w:rPr>
-        <w:t xml:space="preserve">B)  90 pages</w:t>
+        <w:t xml:space="preserve">B)  60 tokens</w:t>
       </w:r>
     </w:p>
     <w:p>
@@ -2320,7 +2595,7 @@
           <w:sz w:val="20"/>
           <w:szCs w:val="20"/>
         </w:rPr>
-        <w:t xml:space="preserve">C)  70 pages</w:t>
+        <w:t xml:space="preserve">C)  72 tokens</w:t>
       </w:r>
     </w:p>
     <w:p>
@@ -2333,7 +2608,7 @@
           <w:sz w:val="20"/>
           <w:szCs w:val="20"/>
         </w:rPr>
-        <w:t xml:space="preserve">D)  120 pages</w:t>
+        <w:t xml:space="preserve">D)  240 tokens</w:t>
       </w:r>
     </w:p>
     <w:p>
@@ -2411,7 +2686,7 @@
           <w:sz w:val="21"/>
           <w:szCs w:val="21"/>
         </w:rPr>
-        <w:t xml:space="preserve">Store A sells 5 notebooks for $8. Store B sells 3 notebooks for $5.25. Which has the lower price per notebook?</w:t>
+        <w:t xml:space="preserve">A factory produces 360 widgets in 8 hours. At the same rate, how many widgets are produced in a 12-hour shift?</w:t>
       </w:r>
     </w:p>
     <w:p>
@@ -2424,7 +2699,7 @@
           <w:sz w:val="20"/>
           <w:szCs w:val="20"/>
         </w:rPr>
-        <w:t xml:space="preserve">A)  Store A ($1.60 each)</w:t>
+        <w:t xml:space="preserve">A)  540 widgets</w:t>
       </w:r>
     </w:p>
     <w:p>
@@ -2437,7 +2712,7 @@
           <w:sz w:val="20"/>
           <w:szCs w:val="20"/>
         </w:rPr>
-        <w:t xml:space="preserve">B)  Store B ($1.75 each)</w:t>
+        <w:t xml:space="preserve">B)  480 widgets</w:t>
       </w:r>
     </w:p>
     <w:p>
@@ -2450,7 +2725,7 @@
           <w:sz w:val="20"/>
           <w:szCs w:val="20"/>
         </w:rPr>
-        <w:t xml:space="preserve">C)  Same price</w:t>
+        <w:t xml:space="preserve">C)  360 widgets</w:t>
       </w:r>
     </w:p>
     <w:p>
@@ -2463,7 +2738,7 @@
           <w:sz w:val="20"/>
           <w:szCs w:val="20"/>
         </w:rPr>
-        <w:t xml:space="preserve">D)  Cannot determine</w:t>
+        <w:t xml:space="preserve">D)  720 widgets</w:t>
       </w:r>
     </w:p>
     <w:p>
@@ -3176,6 +3451,64 @@
           <w:sz w:val="24"/>
           <w:szCs w:val="24"/>
         </w:rPr>
+        <w:t xml:space="preserve">Worked Notes (I Do / We Do)</w:t>
+      </w:r>
+    </w:p>
+    <w:p>
+      <w:pPr>
+        <w:spacing w:after="80"/>
+      </w:pPr>
+      <w:r>
+        <w:rPr>
+          <w:b/>
+          <w:bCs/>
+          <w:sz w:val="21"/>
+          <w:szCs w:val="21"/>
+        </w:rPr>
+        <w:t xml:space="preserve">I Do:  </w:t>
+      </w:r>
+      <w:r>
+        <w:rPr>
+          <w:sz w:val="21"/>
+          <w:szCs w:val="21"/>
+        </w:rPr>
+        <w:t xml:space="preserve">A. 6 for $4.50 — $0.75 each</w:t>
+      </w:r>
+    </w:p>
+    <w:p>
+      <w:pPr>
+        <w:spacing w:after="80"/>
+      </w:pPr>
+      <w:r>
+        <w:rPr>
+          <w:b/>
+          <w:bCs/>
+          <w:sz w:val="21"/>
+          <w:szCs w:val="21"/>
+        </w:rPr>
+        <w:t xml:space="preserve">We Do:  </w:t>
+      </w:r>
+      <w:r>
+        <w:rPr>
+          <w:sz w:val="21"/>
+          <w:szCs w:val="21"/>
+        </w:rPr>
+        <w:t xml:space="preserve">A. 3 ounces per minute</w:t>
+      </w:r>
+    </w:p>
+    <w:p>
+      <w:pPr>
+        <w:pStyle w:val="Heading2"/>
+        <w:spacing w:after="80" w:before="180"/>
+      </w:pPr>
+      <w:r>
+        <w:rPr>
+          <w:b/>
+          <w:bCs/>
+          <w:color w:val="12355B"/>
+          <w:sz w:val="24"/>
+          <w:szCs w:val="24"/>
+        </w:rPr>
         <w:t xml:space="preserve">Independent Practice</w:t>
       </w:r>
     </w:p>
@@ -3197,7 +3530,7 @@
           <w:sz w:val="21"/>
           <w:szCs w:val="21"/>
         </w:rPr>
-        <w:t xml:space="preserve">A)  6 for $4.50 — $0.75 each</w:t>
+        <w:t xml:space="preserve">A)  105 pages</w:t>
       </w:r>
       <w:r>
         <w:rPr>
@@ -3207,7 +3540,7 @@
           <w:sz w:val="19"/>
           <w:szCs w:val="19"/>
         </w:rPr>
-        <w:t xml:space="preserve">  — $4.50 ÷ 6 = $0.75 each. $8.00 ÷ 10 = $0.80 each. $0.75 &lt; $0.80, so 6 for $4.50 is the better buy.</w:t>
+        <w:t xml:space="preserve">  — Unit rate: 42 ÷ 6 = 7 pages per minute. In 15 minutes: 7 × 15 = 105 pages.</w:t>
       </w:r>
     </w:p>
     <w:p>
@@ -3228,7 +3561,7 @@
           <w:sz w:val="21"/>
           <w:szCs w:val="21"/>
         </w:rPr>
-        <w:t xml:space="preserve">A)  3 ounces per minute</w:t>
+        <w:t xml:space="preserve">A)  Store A ($1.60 each)</w:t>
       </w:r>
       <w:r>
         <w:rPr>
@@ -3238,7 +3571,7 @@
           <w:sz w:val="19"/>
           <w:szCs w:val="19"/>
         </w:rPr>
-        <w:t xml:space="preserve">  — 15 ÷ 5 = 3 ounces per minute.</w:t>
+        <w:t xml:space="preserve">  — Store A: $8 ÷ 5 = $1.60. Store B: $5.25 ÷ 3 = $1.75. $1.60 &lt; $1.75, so Store A is cheaper per notebook.</w:t>
       </w:r>
     </w:p>
     <w:p>
@@ -3259,7 +3592,7 @@
           <w:sz w:val="21"/>
           <w:szCs w:val="21"/>
         </w:rPr>
-        <w:t xml:space="preserve">A)  105 pages</w:t>
+        <w:t xml:space="preserve">A)  80 tokens</w:t>
       </w:r>
       <w:r>
         <w:rPr>
@@ -3269,7 +3602,7 @@
           <w:sz w:val="19"/>
           <w:szCs w:val="19"/>
         </w:rPr>
-        <w:t xml:space="preserve">  — Unit rate: 42 ÷ 6 = 7 pages per minute. In 15 minutes: 7 × 15 = 105 pages.</w:t>
+        <w:t xml:space="preserve">  — Unit rate: 24 ÷ 3 = 8 tokens per minute. In 10 minutes: 8 × 10 = 80 tokens.</w:t>
       </w:r>
     </w:p>
     <w:p>
@@ -3290,7 +3623,7 @@
           <w:sz w:val="21"/>
           <w:szCs w:val="21"/>
         </w:rPr>
-        <w:t xml:space="preserve">A)  Store A ($1.60 each)</w:t>
+        <w:t xml:space="preserve">A)  540 widgets</w:t>
       </w:r>
       <w:r>
         <w:rPr>
@@ -3300,7 +3633,7 @@
           <w:sz w:val="19"/>
           <w:szCs w:val="19"/>
         </w:rPr>
-        <w:t xml:space="preserve">  — Store A: $8 ÷ 5 = $1.60. Store B: $5.25 ÷ 3 = $1.75. $1.60 &lt; $1.75, so Store A is cheaper per notebook.</w:t>
+        <w:t xml:space="preserve">  — Unit rate: 360 ÷ 8 = 45 widgets per hour. In 12 hours: 45 × 12 = 540 widgets.</w:t>
       </w:r>
     </w:p>
     <w:p>

--- a/lessons/4-7/downloads/4-7-notes.docx
+++ b/lessons/4-7/downloads/4-7-notes.docx
@@ -1177,6 +1177,238 @@
     <w:p>
       <w:pPr>
         <w:pStyle w:val="Heading1"/>
+        <w:pBdr>
+          <w:bottom w:val="single" w:color="1FA6A2" w:sz="14" w:space="6"/>
+        </w:pBdr>
+        <w:spacing w:after="140" w:before="260"/>
+      </w:pPr>
+      <w:r>
+        <w:rPr>
+          <w:b/>
+          <w:bCs/>
+          <w:color w:val="12355B"/>
+          <w:sz w:val="30"/>
+          <w:szCs w:val="30"/>
+        </w:rPr>
+        <w:t xml:space="preserve">Guided Notes</w:t>
+      </w:r>
+    </w:p>
+    <w:p>
+      <w:pPr>
+        <w:spacing w:after="100"/>
+      </w:pPr>
+      <w:r>
+        <w:rPr>
+          <w:i/>
+          <w:iCs/>
+          <w:color w:val="5F6F80"/>
+          <w:sz w:val="19"/>
+          <w:szCs w:val="19"/>
+        </w:rPr>
+        <w:t xml:space="preserve">Fill in each blank as we go. Use the Word Bank to help you.</w:t>
+      </w:r>
+    </w:p>
+    <w:tbl>
+      <w:tblPr>
+        <w:tblW w:type="pct" w:w="100%"/>
+        <w:tblBorders>
+          <w:top w:val="single" w:color="BBD0DE" w:sz="8"/>
+          <w:left w:val="single" w:color="BBD0DE" w:sz="8"/>
+          <w:bottom w:val="single" w:color="BBD0DE" w:sz="8"/>
+          <w:right w:val="single" w:color="BBD0DE" w:sz="8"/>
+          <w:insideH w:val="single" w:color="auto" w:sz="4"/>
+          <w:insideV w:val="single" w:color="auto" w:sz="4"/>
+        </w:tblBorders>
+      </w:tblPr>
+      <w:tblGrid>
+        <w:gridCol w:w="100"/>
+      </w:tblGrid>
+      <w:tr>
+        <w:tc>
+          <w:tcPr>
+            <w:shd w:fill="EEF4F8" w:color="auto" w:val="clear"/>
+            <w:tcMar>
+              <w:top w:type="dxa" w:w="120"/>
+              <w:left w:type="dxa" w:w="180"/>
+              <w:bottom w:type="dxa" w:w="120"/>
+              <w:right w:type="dxa" w:w="180"/>
+            </w:tcMar>
+          </w:tcPr>
+          <w:p>
+            <w:pPr>
+              <w:spacing w:after="40"/>
+            </w:pPr>
+            <w:r>
+              <w:rPr>
+                <w:b/>
+                <w:bCs/>
+                <w:color w:val="1FA6A2"/>
+                <w:sz w:val="18"/>
+                <w:szCs w:val="18"/>
+              </w:rPr>
+              <w:t xml:space="preserve">WORD BANK</w:t>
+            </w:r>
+          </w:p>
+          <w:p>
+            <w:pPr>
+              <w:spacing w:after="80"/>
+            </w:pPr>
+            <w:r>
+              <w:rPr>
+                <w:b/>
+                <w:bCs/>
+                <w:sz w:val="21"/>
+                <w:szCs w:val="21"/>
+              </w:rPr>
+              <w:t xml:space="preserve">Unit Rate      •      Better Buy      •      Comparison      •      Per Unit      •      Rate      •      Proportion</w:t>
+            </w:r>
+          </w:p>
+        </w:tc>
+      </w:tr>
+    </w:tbl>
+    <w:p>
+      <w:pPr>
+        <w:spacing w:after="80"/>
+      </w:pPr>
+      <w:r>
+        <w:t xml:space="preserve"/>
+      </w:r>
+    </w:p>
+    <w:p>
+      <w:pPr>
+        <w:spacing w:after="120" w:before="80"/>
+      </w:pPr>
+      <w:r>
+        <w:rPr>
+          <w:b/>
+          <w:bCs/>
+          <w:color w:val="12355B"/>
+          <w:sz w:val="22"/>
+          <w:szCs w:val="22"/>
+        </w:rPr>
+        <w:t xml:space="preserve">1.  </w:t>
+      </w:r>
+      <w:r>
+        <w:rPr>
+          <w:sz w:val="22"/>
+          <w:szCs w:val="22"/>
+        </w:rPr>
+        <w:t xml:space="preserve">A rate that gives the amount for exactly one unit is a ___.</w:t>
+      </w:r>
+    </w:p>
+    <w:p>
+      <w:pPr>
+        <w:spacing w:after="120" w:before="80"/>
+      </w:pPr>
+      <w:r>
+        <w:rPr>
+          <w:b/>
+          <w:bCs/>
+          <w:color w:val="12355B"/>
+          <w:sz w:val="22"/>
+          <w:szCs w:val="22"/>
+        </w:rPr>
+        <w:t xml:space="preserve">2.  </w:t>
+      </w:r>
+      <w:r>
+        <w:rPr>
+          <w:sz w:val="22"/>
+          <w:szCs w:val="22"/>
+        </w:rPr>
+        <w:t xml:space="preserve">The option that costs less per item, found by comparing unit rates, is the ___.</w:t>
+      </w:r>
+    </w:p>
+    <w:p>
+      <w:pPr>
+        <w:spacing w:after="120" w:before="80"/>
+      </w:pPr>
+      <w:r>
+        <w:rPr>
+          <w:b/>
+          <w:bCs/>
+          <w:color w:val="12355B"/>
+          <w:sz w:val="22"/>
+          <w:szCs w:val="22"/>
+        </w:rPr>
+        <w:t xml:space="preserve">3.  </w:t>
+      </w:r>
+      <w:r>
+        <w:rPr>
+          <w:sz w:val="22"/>
+          <w:szCs w:val="22"/>
+        </w:rPr>
+        <w:t xml:space="preserve">Showing how two amounts relate to each other is a ___.</w:t>
+      </w:r>
+    </w:p>
+    <w:p>
+      <w:pPr>
+        <w:spacing w:after="120" w:before="80"/>
+      </w:pPr>
+      <w:r>
+        <w:rPr>
+          <w:b/>
+          <w:bCs/>
+          <w:color w:val="12355B"/>
+          <w:sz w:val="22"/>
+          <w:szCs w:val="22"/>
+        </w:rPr>
+        <w:t xml:space="preserve">4.  </w:t>
+      </w:r>
+      <w:r>
+        <w:rPr>
+          <w:sz w:val="22"/>
+          <w:szCs w:val="22"/>
+        </w:rPr>
+        <w:t xml:space="preserve">The cost or amount for a single item is the cost ___.</w:t>
+      </w:r>
+    </w:p>
+    <w:p>
+      <w:pPr>
+        <w:spacing w:after="120" w:before="80"/>
+      </w:pPr>
+      <w:r>
+        <w:rPr>
+          <w:b/>
+          <w:bCs/>
+          <w:color w:val="12355B"/>
+          <w:sz w:val="22"/>
+          <w:szCs w:val="22"/>
+        </w:rPr>
+        <w:t xml:space="preserve">5.  </w:t>
+      </w:r>
+      <w:r>
+        <w:rPr>
+          <w:sz w:val="22"/>
+          <w:szCs w:val="22"/>
+        </w:rPr>
+        <w:t xml:space="preserve">A ratio comparing two quantities with different units is a ___.</w:t>
+      </w:r>
+    </w:p>
+    <w:p>
+      <w:pPr>
+        <w:spacing w:after="120" w:before="80"/>
+      </w:pPr>
+      <w:r>
+        <w:rPr>
+          <w:b/>
+          <w:bCs/>
+          <w:color w:val="12355B"/>
+          <w:sz w:val="22"/>
+          <w:szCs w:val="22"/>
+        </w:rPr>
+        <w:t xml:space="preserve">6.  </w:t>
+      </w:r>
+      <w:r>
+        <w:rPr>
+          <w:sz w:val="22"/>
+          <w:szCs w:val="22"/>
+        </w:rPr>
+        <w:t xml:space="preserve">An equation stating that two ratios are equal is a ___.</w:t>
+      </w:r>
+    </w:p>
+    <w:p>
+      <w:pPr>
+        <w:pStyle w:val="Heading1"/>
         <w:pageBreakBefore/>
         <w:pBdr>
           <w:bottom w:val="single" w:color="1FA6A2" w:sz="14" w:space="6"/>
@@ -2215,6 +2447,87 @@
     </w:p>
     <w:p>
       <w:pPr>
+        <w:spacing w:after="40" w:before="80"/>
+      </w:pPr>
+      <w:r>
+        <w:rPr>
+          <w:b/>
+          <w:bCs/>
+          <w:color w:val="12355B"/>
+          <w:sz w:val="21"/>
+          <w:szCs w:val="21"/>
+        </w:rPr>
+        <w:t xml:space="preserve">4. </w:t>
+      </w:r>
+      <w:r>
+        <w:rPr>
+          <w:b/>
+          <w:bCs/>
+          <w:color w:val="6B4FA0"/>
+          <w:sz w:val="19"/>
+          <w:szCs w:val="19"/>
+        </w:rPr>
+        <w:t xml:space="preserve">[Practice] </w:t>
+      </w:r>
+      <w:r>
+        <w:rPr>
+          <w:b/>
+          <w:bCs/>
+          <w:sz w:val="21"/>
+          <w:szCs w:val="21"/>
+        </w:rPr>
+        <w:t xml:space="preserve">During practice on Solve Problems with Unit Rates, what strategy did you use when a problem felt tricky?</w:t>
+      </w:r>
+    </w:p>
+    <w:p>
+      <w:pPr>
+        <w:spacing w:after="60"/>
+      </w:pPr>
+      <w:r>
+        <w:rPr>
+          <w:color w:val="1A2733"/>
+          <w:sz w:val="21"/>
+          <w:szCs w:val="21"/>
+        </w:rPr>
+        <w:t xml:space="preserve">Start with:  The unit rate for ___ is $___ per token.</w:t>
+      </w:r>
+      <w:r>
+        <w:rPr>
+          <w:i/>
+          <w:iCs/>
+          <w:color w:val="5F6F80"/>
+          <w:sz w:val="19"/>
+          <w:szCs w:val="19"/>
+        </w:rPr>
+        <w:br/>
+        <w:t xml:space="preserve">La tasa unitaria de ___ es $___ por ficha.</w:t>
+      </w:r>
+    </w:p>
+    <w:p>
+      <w:pPr>
+        <w:spacing w:after="80"/>
+      </w:pPr>
+      <w:r>
+        <w:rPr>
+          <w:b/>
+          <w:bCs/>
+          <w:color w:val="12355B"/>
+          <w:sz w:val="19"/>
+          <w:szCs w:val="19"/>
+        </w:rPr>
+        <w:t xml:space="preserve">Word bank:  </w:t>
+      </w:r>
+      <w:r>
+        <w:rPr>
+          <w:color w:val="1FA6A2"/>
+          <w:sz w:val="19"/>
+          <w:szCs w:val="19"/>
+        </w:rPr>
+        <w:t xml:space="preserve">Unit Rate,  Better Buy,  Comparison,  Per Unit</w:t>
+      </w:r>
+    </w:p>
+    <w:p>
+      <w:pPr>
         <w:pStyle w:val="Heading1"/>
         <w:pageBreakBefore/>
         <w:pBdr>
@@ -2811,33 +3124,7 @@
           <w:sz w:val="30"/>
           <w:szCs w:val="30"/>
         </w:rPr>
-        <w:t xml:space="preserve">Write About the Math</w:t>
-      </w:r>
-    </w:p>
-    <w:p>
-      <w:pPr>
-        <w:pStyle w:val="Heading2"/>
-        <w:spacing w:after="80" w:before="180"/>
-      </w:pPr>
-      <w:r>
-        <w:rPr>
-          <w:b/>
-          <w:bCs/>
-          <w:color w:val="12355B"/>
-          <w:sz w:val="24"/>
-          <w:szCs w:val="24"/>
-        </w:rPr>
-        <w:t xml:space="preserve">Build Strong Sentences</w:t>
-      </w:r>
-      <w:r>
-        <w:rPr>
-          <w:i/>
-          <w:iCs/>
-          <w:color w:val="B97A12"/>
-          <w:sz w:val="19"/>
-          <w:szCs w:val="19"/>
-        </w:rPr>
-        <w:t xml:space="preserve">   The Writing Revolution</w:t>
+        <w:t xml:space="preserve">Exit Ticket</w:t>
       </w:r>
     </w:p>
     <w:p>
@@ -2852,435 +3139,86 @@
           <w:sz w:val="19"/>
           <w:szCs w:val="19"/>
         </w:rPr>
-        <w:t xml:space="preserve">I can explain my comparison using the words unit rate, better buy, per unit, and rate.</w:t>
-      </w:r>
-    </w:p>
-    <w:p>
-      <w:pPr>
-        <w:pStyle w:val="Heading2"/>
-        <w:spacing w:after="80" w:before="180"/>
-      </w:pPr>
-      <w:r>
-        <w:rPr>
-          <w:b/>
-          <w:bCs/>
-          <w:color w:val="12355B"/>
-          <w:sz w:val="24"/>
-          <w:szCs w:val="24"/>
-        </w:rPr>
-        <w:t xml:space="preserve">1. Kernel Sentence</w:t>
-      </w:r>
-      <w:r>
-        <w:rPr>
-          <w:i/>
-          <w:iCs/>
-          <w:color w:val="1FA6A2"/>
-          <w:sz w:val="19"/>
-          <w:szCs w:val="19"/>
-        </w:rPr>
-        <w:t xml:space="preserve">   subject + verb</w:t>
-      </w:r>
-    </w:p>
-    <w:tbl>
-      <w:tblPr>
-        <w:tblW w:type="pct" w:w="100%"/>
-        <w:tblBorders>
-          <w:top w:val="single" w:color="B97A12" w:sz="8"/>
-          <w:left w:val="single" w:color="B97A12" w:sz="8"/>
-          <w:bottom w:val="single" w:color="B97A12" w:sz="8"/>
-          <w:right w:val="single" w:color="B97A12" w:sz="8"/>
-          <w:insideH w:val="single" w:color="auto" w:sz="4"/>
-          <w:insideV w:val="single" w:color="auto" w:sz="4"/>
-        </w:tblBorders>
-      </w:tblPr>
-      <w:tblGrid>
-        <w:gridCol w:w="100"/>
-      </w:tblGrid>
-      <w:tr>
-        <w:tc>
-          <w:tcPr>
-            <w:shd w:fill="FBF3E2" w:color="auto" w:val="clear"/>
-            <w:tcMar>
-              <w:top w:type="dxa" w:w="120"/>
-              <w:left w:type="dxa" w:w="180"/>
-              <w:bottom w:type="dxa" w:w="120"/>
-              <w:right w:type="dxa" w:w="180"/>
-            </w:tcMar>
-          </w:tcPr>
-          <w:p>
-            <w:pPr>
-              <w:spacing w:after="0"/>
-            </w:pPr>
-            <w:r>
-              <w:rPr>
-                <w:b/>
-                <w:bCs/>
-                <w:color w:val="1FA6A2"/>
-                <w:sz w:val="20"/>
-                <w:szCs w:val="20"/>
-              </w:rPr>
-              <w:t xml:space="preserve">Model:  </w:t>
-            </w:r>
-            <w:r>
-              <w:rPr>
-                <w:sz w:val="20"/>
-                <w:szCs w:val="20"/>
-              </w:rPr>
-              <w:t xml:space="preserve">Unit Rate is a rate for just 1 of something, like cost for 1 item.</w:t>
-            </w:r>
-          </w:p>
-        </w:tc>
-      </w:tr>
-    </w:tbl>
+        <w:t xml:space="preserve">Answer on your own. This shows what you learned today.</w:t>
+      </w:r>
+    </w:p>
+    <w:p>
+      <w:pPr>
+        <w:spacing w:after="80" w:before="80"/>
+      </w:pPr>
+      <w:r>
+        <w:rPr>
+          <w:color w:val="B97A12"/>
+          <w:sz w:val="22"/>
+          <w:szCs w:val="22"/>
+        </w:rPr>
+        <w:t xml:space="preserve">★  </w:t>
+      </w:r>
+      <w:r>
+        <w:rPr>
+          <w:b/>
+          <w:bCs/>
+          <w:sz w:val="22"/>
+          <w:szCs w:val="22"/>
+        </w:rPr>
+        <w:t xml:space="preserve">A car travels 195 miles on 6 gallons of gas. What is the unit rate in miles per gallon?</w:t>
+      </w:r>
+    </w:p>
+    <w:p>
+      <w:pPr>
+        <w:spacing w:after="60"/>
+        <w:ind w:left="420"/>
+      </w:pPr>
+      <w:r>
+        <w:rPr>
+          <w:sz w:val="21"/>
+          <w:szCs w:val="21"/>
+        </w:rPr>
+        <w:t xml:space="preserve">A)  32.5 miles per gallon</w:t>
+      </w:r>
+    </w:p>
+    <w:p>
+      <w:pPr>
+        <w:spacing w:after="60"/>
+        <w:ind w:left="420"/>
+      </w:pPr>
+      <w:r>
+        <w:rPr>
+          <w:sz w:val="21"/>
+          <w:szCs w:val="21"/>
+        </w:rPr>
+        <w:t xml:space="preserve">B)  33 miles per gallon</w:t>
+      </w:r>
+    </w:p>
+    <w:p>
+      <w:pPr>
+        <w:spacing w:after="60"/>
+        <w:ind w:left="420"/>
+      </w:pPr>
+      <w:r>
+        <w:rPr>
+          <w:sz w:val="21"/>
+          <w:szCs w:val="21"/>
+        </w:rPr>
+        <w:t xml:space="preserve">C)  30 miles per gallon</w:t>
+      </w:r>
+    </w:p>
+    <w:p>
+      <w:pPr>
+        <w:spacing w:after="60"/>
+        <w:ind w:left="420"/>
+      </w:pPr>
+      <w:r>
+        <w:rPr>
+          <w:sz w:val="21"/>
+          <w:szCs w:val="21"/>
+        </w:rPr>
+        <w:t xml:space="preserve">D)  1,170 miles per gallon</w:t>
+      </w:r>
+    </w:p>
     <w:p>
       <w:pPr>
         <w:spacing w:after="40"/>
-      </w:pPr>
-      <w:r>
-        <w:t xml:space="preserve"/>
-      </w:r>
-    </w:p>
-    <w:p>
-      <w:pPr>
-        <w:spacing w:after="60"/>
-      </w:pPr>
-      <w:r>
-        <w:rPr>
-          <w:color w:val="1A2733"/>
-          <w:sz w:val="21"/>
-          <w:szCs w:val="21"/>
-        </w:rPr>
-        <w:t xml:space="preserve">Write a kernel sentence about unit rate. Use a subject and a verb.</w:t>
-      </w:r>
-      <w:r>
-        <w:rPr>
-          <w:i/>
-          <w:iCs/>
-          <w:color w:val="5F6F80"/>
-          <w:sz w:val="19"/>
-          <w:szCs w:val="19"/>
-        </w:rPr>
-        <w:br/>
-        <w:t xml:space="preserve">Escribe una oración base sobre tasa unitaria. Usa un sujeto y un verbo.</w:t>
-      </w:r>
-    </w:p>
-    <w:p>
-      <w:pPr>
-        <w:pBdr>
-          <w:bottom w:val="single" w:color="AFBECC" w:sz="6"/>
-        </w:pBdr>
-        <w:spacing w:after="30" w:before="150"/>
-      </w:pPr>
-      <w:r>
-        <w:t xml:space="preserve"/>
-      </w:r>
-    </w:p>
-    <w:p>
-      <w:pPr>
-        <w:pBdr>
-          <w:bottom w:val="single" w:color="AFBECC" w:sz="6"/>
-        </w:pBdr>
-        <w:spacing w:after="30" w:before="150"/>
-      </w:pPr>
-      <w:r>
-        <w:t xml:space="preserve"/>
-      </w:r>
-    </w:p>
-    <w:p>
-      <w:pPr>
-        <w:pStyle w:val="Heading2"/>
-        <w:spacing w:after="80" w:before="180"/>
-      </w:pPr>
-      <w:r>
-        <w:rPr>
-          <w:b/>
-          <w:bCs/>
-          <w:color w:val="12355B"/>
-          <w:sz w:val="24"/>
-          <w:szCs w:val="24"/>
-        </w:rPr>
-        <w:t xml:space="preserve">2. Sentence Expansion</w:t>
-      </w:r>
-      <w:r>
-        <w:rPr>
-          <w:i/>
-          <w:iCs/>
-          <w:color w:val="1FA6A2"/>
-          <w:sz w:val="19"/>
-          <w:szCs w:val="19"/>
-        </w:rPr>
-        <w:t xml:space="preserve">   because · but · so</w:t>
-      </w:r>
-    </w:p>
-    <w:p>
-      <w:pPr>
-        <w:spacing w:after="80"/>
-      </w:pPr>
-      <w:r>
-        <w:rPr>
-          <w:b/>
-          <w:bCs/>
-          <w:color w:val="1FA6A2"/>
-          <w:sz w:val="20"/>
-          <w:szCs w:val="20"/>
-        </w:rPr>
-        <w:t xml:space="preserve">Kernel:  </w:t>
-      </w:r>
-      <w:r>
-        <w:rPr>
-          <w:sz w:val="20"/>
-          <w:szCs w:val="20"/>
-        </w:rPr>
-        <w:t xml:space="preserve">Unit Rate matters in math</w:t>
-      </w:r>
-    </w:p>
-    <w:p>
-      <w:pPr>
-        <w:spacing w:after="80"/>
-      </w:pPr>
-      <w:r>
-        <w:rPr>
-          <w:b/>
-          <w:bCs/>
-          <w:color w:val="12355B"/>
-          <w:sz w:val="21"/>
-          <w:szCs w:val="21"/>
-        </w:rPr>
-        <w:t xml:space="preserve">because  </w:t>
-      </w:r>
-      <w:r>
-        <w:rPr>
-          <w:sz w:val="21"/>
-          <w:szCs w:val="21"/>
-        </w:rPr>
-        <w:t xml:space="preserve">Unit Rate matters in math because ___.</w:t>
-      </w:r>
-      <w:r>
-        <w:rPr>
-          <w:i/>
-          <w:iCs/>
-          <w:color w:val="5F6F80"/>
-          <w:sz w:val="19"/>
-          <w:szCs w:val="19"/>
-        </w:rPr>
-        <w:br/>
-        <w:t xml:space="preserve">Tasa unitaria importa en matemáticas porque ___.</w:t>
-      </w:r>
-    </w:p>
-    <w:p>
-      <w:pPr>
-        <w:pBdr>
-          <w:bottom w:val="single" w:color="AFBECC" w:sz="6"/>
-        </w:pBdr>
-        <w:spacing w:after="30" w:before="150"/>
-      </w:pPr>
-      <w:r>
-        <w:t xml:space="preserve"/>
-      </w:r>
-    </w:p>
-    <w:p>
-      <w:pPr>
-        <w:spacing w:after="80"/>
-      </w:pPr>
-      <w:r>
-        <w:rPr>
-          <w:b/>
-          <w:bCs/>
-          <w:color w:val="12355B"/>
-          <w:sz w:val="21"/>
-          <w:szCs w:val="21"/>
-        </w:rPr>
-        <w:t xml:space="preserve">but  </w:t>
-      </w:r>
-      <w:r>
-        <w:rPr>
-          <w:sz w:val="21"/>
-          <w:szCs w:val="21"/>
-        </w:rPr>
-        <w:t xml:space="preserve">Unit Rate matters in math, but ___.</w:t>
-      </w:r>
-      <w:r>
-        <w:rPr>
-          <w:i/>
-          <w:iCs/>
-          <w:color w:val="5F6F80"/>
-          <w:sz w:val="19"/>
-          <w:szCs w:val="19"/>
-        </w:rPr>
-        <w:br/>
-        <w:t xml:space="preserve">Tasa unitaria importa en matemáticas, pero ___.</w:t>
-      </w:r>
-    </w:p>
-    <w:p>
-      <w:pPr>
-        <w:pBdr>
-          <w:bottom w:val="single" w:color="AFBECC" w:sz="6"/>
-        </w:pBdr>
-        <w:spacing w:after="30" w:before="150"/>
-      </w:pPr>
-      <w:r>
-        <w:t xml:space="preserve"/>
-      </w:r>
-    </w:p>
-    <w:p>
-      <w:pPr>
-        <w:spacing w:after="80"/>
-      </w:pPr>
-      <w:r>
-        <w:rPr>
-          <w:b/>
-          <w:bCs/>
-          <w:color w:val="12355B"/>
-          <w:sz w:val="21"/>
-          <w:szCs w:val="21"/>
-        </w:rPr>
-        <w:t xml:space="preserve">so  </w:t>
-      </w:r>
-      <w:r>
-        <w:rPr>
-          <w:sz w:val="21"/>
-          <w:szCs w:val="21"/>
-        </w:rPr>
-        <w:t xml:space="preserve">Unit Rate matters in math, so ___.</w:t>
-      </w:r>
-      <w:r>
-        <w:rPr>
-          <w:i/>
-          <w:iCs/>
-          <w:color w:val="5F6F80"/>
-          <w:sz w:val="19"/>
-          <w:szCs w:val="19"/>
-        </w:rPr>
-        <w:br/>
-        <w:t xml:space="preserve">Tasa unitaria importa en matemáticas, entonces ___.</w:t>
-      </w:r>
-    </w:p>
-    <w:p>
-      <w:pPr>
-        <w:pBdr>
-          <w:bottom w:val="single" w:color="AFBECC" w:sz="6"/>
-        </w:pBdr>
-        <w:spacing w:after="30" w:before="150"/>
-      </w:pPr>
-      <w:r>
-        <w:t xml:space="preserve"/>
-      </w:r>
-    </w:p>
-    <w:p>
-      <w:pPr>
-        <w:pStyle w:val="Heading2"/>
-        <w:spacing w:after="80" w:before="180"/>
-      </w:pPr>
-      <w:r>
-        <w:rPr>
-          <w:b/>
-          <w:bCs/>
-          <w:color w:val="12355B"/>
-          <w:sz w:val="24"/>
-          <w:szCs w:val="24"/>
-        </w:rPr>
-        <w:t xml:space="preserve">3. Explain Your Reasoning</w:t>
-      </w:r>
-      <w:r>
-        <w:rPr>
-          <w:i/>
-          <w:iCs/>
-          <w:color w:val="1FA6A2"/>
-          <w:sz w:val="19"/>
-          <w:szCs w:val="19"/>
-        </w:rPr>
-        <w:t xml:space="preserve">   use a sentence starter</w:t>
-      </w:r>
-    </w:p>
-    <w:p>
-      <w:pPr>
-        <w:spacing w:after="60"/>
-      </w:pPr>
-      <w:r>
-        <w:rPr>
-          <w:color w:val="1A2733"/>
-          <w:sz w:val="21"/>
-          <w:szCs w:val="21"/>
-        </w:rPr>
-        <w:t xml:space="preserve">I can't compare the totals because ___.</w:t>
-      </w:r>
-      <w:r>
-        <w:rPr>
-          <w:i/>
-          <w:iCs/>
-          <w:color w:val="5F6F80"/>
-          <w:sz w:val="19"/>
-          <w:szCs w:val="19"/>
-        </w:rPr>
-        <w:br/>
-        <w:t xml:space="preserve">No puedo comparar los totales porque ___.</w:t>
-      </w:r>
-    </w:p>
-    <w:p>
-      <w:pPr>
-        <w:spacing w:after="60"/>
-      </w:pPr>
-      <w:r>
-        <w:rPr>
-          <w:color w:val="1A2733"/>
-          <w:sz w:val="21"/>
-          <w:szCs w:val="21"/>
-        </w:rPr>
-        <w:t xml:space="preserve">Finding the cost ___ lets me compare fairly.</w:t>
-      </w:r>
-      <w:r>
-        <w:rPr>
-          <w:i/>
-          <w:iCs/>
-          <w:color w:val="5F6F80"/>
-          <w:sz w:val="19"/>
-          <w:szCs w:val="19"/>
-        </w:rPr>
-        <w:br/>
-        <w:t xml:space="preserve">Hallar el costo ___ me deja comparar de forma justa.</w:t>
-      </w:r>
-    </w:p>
-    <w:p>
-      <w:pPr>
-        <w:spacing w:after="60"/>
-      </w:pPr>
-      <w:r>
-        <w:rPr>
-          <w:color w:val="1A2733"/>
-          <w:sz w:val="21"/>
-          <w:szCs w:val="21"/>
-        </w:rPr>
-        <w:t xml:space="preserve">The unit rate for ___ is $___ per token.</w:t>
-      </w:r>
-      <w:r>
-        <w:rPr>
-          <w:i/>
-          <w:iCs/>
-          <w:color w:val="5F6F80"/>
-          <w:sz w:val="19"/>
-          <w:szCs w:val="19"/>
-        </w:rPr>
-        <w:br/>
-        <w:t xml:space="preserve">La tasa unitaria de ___ es $___ por ficha.</w:t>
-      </w:r>
-    </w:p>
-    <w:p>
-      <w:pPr>
-        <w:pBdr>
-          <w:bottom w:val="single" w:color="AFBECC" w:sz="6"/>
-        </w:pBdr>
-        <w:spacing w:after="30" w:before="150"/>
-      </w:pPr>
-      <w:r>
-        <w:t xml:space="preserve"/>
-      </w:r>
-    </w:p>
-    <w:p>
-      <w:pPr>
-        <w:pBdr>
-          <w:bottom w:val="single" w:color="AFBECC" w:sz="6"/>
-        </w:pBdr>
-        <w:spacing w:after="30" w:before="150"/>
       </w:pPr>
       <w:r>
         <w:t xml:space="preserve"/>
@@ -3303,7 +3241,7 @@
           <w:sz w:val="30"/>
           <w:szCs w:val="30"/>
         </w:rPr>
-        <w:t xml:space="preserve">Exit Ticket</w:t>
+        <w:t xml:space="preserve">Answer Key &amp; Teacher Guide</w:t>
       </w:r>
     </w:p>
     <w:p>
@@ -3318,115 +3256,245 @@
           <w:sz w:val="19"/>
           <w:szCs w:val="19"/>
         </w:rPr>
-        <w:t xml:space="preserve">Answer on your own. This shows what you learned today.</w:t>
-      </w:r>
-    </w:p>
-    <w:p>
-      <w:pPr>
-        <w:spacing w:after="80" w:before="80"/>
-      </w:pPr>
-      <w:r>
-        <w:rPr>
-          <w:color w:val="B97A12"/>
-          <w:sz w:val="22"/>
-          <w:szCs w:val="22"/>
-        </w:rPr>
-        <w:t xml:space="preserve">★  </w:t>
-      </w:r>
-      <w:r>
-        <w:rPr>
-          <w:b/>
-          <w:bCs/>
-          <w:sz w:val="22"/>
-          <w:szCs w:val="22"/>
-        </w:rPr>
-        <w:t xml:space="preserve">A car travels 195 miles on 6 gallons of gas. What is the unit rate in miles per gallon?</w:t>
-      </w:r>
-    </w:p>
-    <w:p>
-      <w:pPr>
-        <w:spacing w:after="60"/>
-        <w:ind w:left="420"/>
-      </w:pPr>
-      <w:r>
-        <w:rPr>
-          <w:sz w:val="21"/>
-          <w:szCs w:val="21"/>
-        </w:rPr>
-        <w:t xml:space="preserve">A)  32.5 miles per gallon</w:t>
-      </w:r>
-    </w:p>
-    <w:p>
-      <w:pPr>
-        <w:spacing w:after="60"/>
-        <w:ind w:left="420"/>
-      </w:pPr>
-      <w:r>
-        <w:rPr>
-          <w:sz w:val="21"/>
-          <w:szCs w:val="21"/>
-        </w:rPr>
-        <w:t xml:space="preserve">B)  33 miles per gallon</w:t>
-      </w:r>
-    </w:p>
-    <w:p>
-      <w:pPr>
-        <w:spacing w:after="60"/>
-        <w:ind w:left="420"/>
-      </w:pPr>
-      <w:r>
-        <w:rPr>
-          <w:sz w:val="21"/>
-          <w:szCs w:val="21"/>
-        </w:rPr>
-        <w:t xml:space="preserve">C)  30 miles per gallon</w:t>
-      </w:r>
-    </w:p>
-    <w:p>
-      <w:pPr>
-        <w:spacing w:after="60"/>
-        <w:ind w:left="420"/>
-      </w:pPr>
-      <w:r>
-        <w:rPr>
-          <w:sz w:val="21"/>
-          <w:szCs w:val="21"/>
-        </w:rPr>
-        <w:t xml:space="preserve">D)  1,170 miles per gallon</w:t>
-      </w:r>
-    </w:p>
-    <w:p>
-      <w:pPr>
-        <w:spacing w:after="40"/>
-      </w:pPr>
-      <w:r>
-        <w:t xml:space="preserve"/>
-      </w:r>
-    </w:p>
-    <w:p>
-      <w:pPr>
-        <w:pStyle w:val="Heading1"/>
-        <w:pageBreakBefore/>
-        <w:pBdr>
-          <w:bottom w:val="single" w:color="1FA6A2" w:sz="14" w:space="6"/>
-        </w:pBdr>
-        <w:spacing w:after="140" w:before="0"/>
-      </w:pPr>
-      <w:r>
-        <w:rPr>
-          <w:b/>
-          <w:bCs/>
-          <w:color w:val="12355B"/>
-          <w:sz w:val="30"/>
-          <w:szCs w:val="30"/>
-        </w:rPr>
-        <w:t xml:space="preserve">Answer Key &amp; Teacher Guide</w:t>
-      </w:r>
-    </w:p>
-    <w:p>
-      <w:pPr>
-        <w:spacing w:after="100"/>
-      </w:pPr>
+        <w:t xml:space="preserve">Teacher reference — remove or fold back before distributing to students.</w:t>
+      </w:r>
+    </w:p>
+    <w:p>
+      <w:pPr>
+        <w:pStyle w:val="Heading2"/>
+        <w:spacing w:after="80" w:before="180"/>
+      </w:pPr>
+      <w:r>
+        <w:rPr>
+          <w:b/>
+          <w:bCs/>
+          <w:color w:val="12355B"/>
+          <w:sz w:val="24"/>
+          <w:szCs w:val="24"/>
+        </w:rPr>
+        <w:t xml:space="preserve">Guided Notes (Fill-in)</w:t>
+      </w:r>
+    </w:p>
+    <w:p>
+      <w:pPr>
+        <w:spacing w:after="80"/>
+      </w:pPr>
+      <w:r>
+        <w:rPr>
+          <w:b/>
+          <w:bCs/>
+          <w:sz w:val="21"/>
+          <w:szCs w:val="21"/>
+        </w:rPr>
+        <w:t xml:space="preserve">Notes 1:  </w:t>
+      </w:r>
+      <w:r>
+        <w:rPr>
+          <w:sz w:val="21"/>
+          <w:szCs w:val="21"/>
+        </w:rPr>
+        <w:t xml:space="preserve">Unit Rate</w:t>
+      </w:r>
+    </w:p>
+    <w:p>
+      <w:pPr>
+        <w:spacing w:after="80"/>
+      </w:pPr>
+      <w:r>
+        <w:rPr>
+          <w:b/>
+          <w:bCs/>
+          <w:sz w:val="21"/>
+          <w:szCs w:val="21"/>
+        </w:rPr>
+        <w:t xml:space="preserve">Notes 2:  </w:t>
+      </w:r>
+      <w:r>
+        <w:rPr>
+          <w:sz w:val="21"/>
+          <w:szCs w:val="21"/>
+        </w:rPr>
+        <w:t xml:space="preserve">Better Buy</w:t>
+      </w:r>
+    </w:p>
+    <w:p>
+      <w:pPr>
+        <w:spacing w:after="80"/>
+      </w:pPr>
+      <w:r>
+        <w:rPr>
+          <w:b/>
+          <w:bCs/>
+          <w:sz w:val="21"/>
+          <w:szCs w:val="21"/>
+        </w:rPr>
+        <w:t xml:space="preserve">Notes 3:  </w:t>
+      </w:r>
+      <w:r>
+        <w:rPr>
+          <w:sz w:val="21"/>
+          <w:szCs w:val="21"/>
+        </w:rPr>
+        <w:t xml:space="preserve">Comparison</w:t>
+      </w:r>
+    </w:p>
+    <w:p>
+      <w:pPr>
+        <w:spacing w:after="80"/>
+      </w:pPr>
+      <w:r>
+        <w:rPr>
+          <w:b/>
+          <w:bCs/>
+          <w:sz w:val="21"/>
+          <w:szCs w:val="21"/>
+        </w:rPr>
+        <w:t xml:space="preserve">Notes 4:  </w:t>
+      </w:r>
+      <w:r>
+        <w:rPr>
+          <w:sz w:val="21"/>
+          <w:szCs w:val="21"/>
+        </w:rPr>
+        <w:t xml:space="preserve">Per Unit</w:t>
+      </w:r>
+    </w:p>
+    <w:p>
+      <w:pPr>
+        <w:spacing w:after="80"/>
+      </w:pPr>
+      <w:r>
+        <w:rPr>
+          <w:b/>
+          <w:bCs/>
+          <w:sz w:val="21"/>
+          <w:szCs w:val="21"/>
+        </w:rPr>
+        <w:t xml:space="preserve">Notes 5:  </w:t>
+      </w:r>
+      <w:r>
+        <w:rPr>
+          <w:sz w:val="21"/>
+          <w:szCs w:val="21"/>
+        </w:rPr>
+        <w:t xml:space="preserve">Rate</w:t>
+      </w:r>
+    </w:p>
+    <w:p>
+      <w:pPr>
+        <w:spacing w:after="80"/>
+      </w:pPr>
+      <w:r>
+        <w:rPr>
+          <w:b/>
+          <w:bCs/>
+          <w:sz w:val="21"/>
+          <w:szCs w:val="21"/>
+        </w:rPr>
+        <w:t xml:space="preserve">Notes 6:  </w:t>
+      </w:r>
+      <w:r>
+        <w:rPr>
+          <w:sz w:val="21"/>
+          <w:szCs w:val="21"/>
+        </w:rPr>
+        <w:t xml:space="preserve">Proportion</w:t>
+      </w:r>
+    </w:p>
+    <w:p>
+      <w:pPr>
+        <w:pStyle w:val="Heading2"/>
+        <w:spacing w:after="80" w:before="180"/>
+      </w:pPr>
+      <w:r>
+        <w:rPr>
+          <w:b/>
+          <w:bCs/>
+          <w:color w:val="12355B"/>
+          <w:sz w:val="24"/>
+          <w:szCs w:val="24"/>
+        </w:rPr>
+        <w:t xml:space="preserve">Worked Notes (I Do / We Do)</w:t>
+      </w:r>
+    </w:p>
+    <w:p>
+      <w:pPr>
+        <w:spacing w:after="80"/>
+      </w:pPr>
+      <w:r>
+        <w:rPr>
+          <w:b/>
+          <w:bCs/>
+          <w:sz w:val="21"/>
+          <w:szCs w:val="21"/>
+        </w:rPr>
+        <w:t xml:space="preserve">I Do:  </w:t>
+      </w:r>
+      <w:r>
+        <w:rPr>
+          <w:sz w:val="21"/>
+          <w:szCs w:val="21"/>
+        </w:rPr>
+        <w:t xml:space="preserve">A. 6 for $4.50 — $0.75 each</w:t>
+      </w:r>
+    </w:p>
+    <w:p>
+      <w:pPr>
+        <w:spacing w:after="80"/>
+      </w:pPr>
+      <w:r>
+        <w:rPr>
+          <w:b/>
+          <w:bCs/>
+          <w:sz w:val="21"/>
+          <w:szCs w:val="21"/>
+        </w:rPr>
+        <w:t xml:space="preserve">We Do:  </w:t>
+      </w:r>
+      <w:r>
+        <w:rPr>
+          <w:sz w:val="21"/>
+          <w:szCs w:val="21"/>
+        </w:rPr>
+        <w:t xml:space="preserve">A. 3 ounces per minute</w:t>
+      </w:r>
+    </w:p>
+    <w:p>
+      <w:pPr>
+        <w:pStyle w:val="Heading2"/>
+        <w:spacing w:after="80" w:before="180"/>
+      </w:pPr>
+      <w:r>
+        <w:rPr>
+          <w:b/>
+          <w:bCs/>
+          <w:color w:val="12355B"/>
+          <w:sz w:val="24"/>
+          <w:szCs w:val="24"/>
+        </w:rPr>
+        <w:t xml:space="preserve">Independent Practice</w:t>
+      </w:r>
+    </w:p>
+    <w:p>
+      <w:pPr>
+        <w:spacing w:after="80"/>
+      </w:pPr>
+      <w:r>
+        <w:rPr>
+          <w:b/>
+          <w:bCs/>
+          <w:sz w:val="21"/>
+          <w:szCs w:val="21"/>
+        </w:rPr>
+        <w:t xml:space="preserve">1.  </w:t>
+      </w:r>
+      <w:r>
+        <w:rPr>
+          <w:sz w:val="21"/>
+          <w:szCs w:val="21"/>
+        </w:rPr>
+        <w:t xml:space="preserve">A)  105 pages</w:t>
+      </w:r>
       <w:r>
         <w:rPr>
           <w:i/>
@@ -3435,23 +3503,7 @@
           <w:sz w:val="19"/>
           <w:szCs w:val="19"/>
         </w:rPr>
-        <w:t xml:space="preserve">Teacher reference — remove or fold back before distributing to students.</w:t>
-      </w:r>
-    </w:p>
-    <w:p>
-      <w:pPr>
-        <w:pStyle w:val="Heading2"/>
-        <w:spacing w:after="80" w:before="180"/>
-      </w:pPr>
-      <w:r>
-        <w:rPr>
-          <w:b/>
-          <w:bCs/>
-          <w:color w:val="12355B"/>
-          <w:sz w:val="24"/>
-          <w:szCs w:val="24"/>
-        </w:rPr>
-        <w:t xml:space="preserve">Worked Notes (I Do / We Do)</w:t>
+        <w:t xml:space="preserve">  — Unit rate: 42 ÷ 6 = 7 pages per minute. In 15 minutes: 7 × 15 = 105 pages.</w:t>
       </w:r>
     </w:p>
     <w:p>
@@ -3465,72 +3517,14 @@
           <w:sz w:val="21"/>
           <w:szCs w:val="21"/>
         </w:rPr>
-        <w:t xml:space="preserve">I Do:  </w:t>
-      </w:r>
-      <w:r>
-        <w:rPr>
-          <w:sz w:val="21"/>
-          <w:szCs w:val="21"/>
-        </w:rPr>
-        <w:t xml:space="preserve">A. 6 for $4.50 — $0.75 each</w:t>
-      </w:r>
-    </w:p>
-    <w:p>
-      <w:pPr>
-        <w:spacing w:after="80"/>
-      </w:pPr>
-      <w:r>
-        <w:rPr>
-          <w:b/>
-          <w:bCs/>
-          <w:sz w:val="21"/>
-          <w:szCs w:val="21"/>
-        </w:rPr>
-        <w:t xml:space="preserve">We Do:  </w:t>
-      </w:r>
-      <w:r>
-        <w:rPr>
-          <w:sz w:val="21"/>
-          <w:szCs w:val="21"/>
-        </w:rPr>
-        <w:t xml:space="preserve">A. 3 ounces per minute</w:t>
-      </w:r>
-    </w:p>
-    <w:p>
-      <w:pPr>
-        <w:pStyle w:val="Heading2"/>
-        <w:spacing w:after="80" w:before="180"/>
-      </w:pPr>
-      <w:r>
-        <w:rPr>
-          <w:b/>
-          <w:bCs/>
-          <w:color w:val="12355B"/>
-          <w:sz w:val="24"/>
-          <w:szCs w:val="24"/>
-        </w:rPr>
-        <w:t xml:space="preserve">Independent Practice</w:t>
-      </w:r>
-    </w:p>
-    <w:p>
-      <w:pPr>
-        <w:spacing w:after="80"/>
-      </w:pPr>
-      <w:r>
-        <w:rPr>
-          <w:b/>
-          <w:bCs/>
-          <w:sz w:val="21"/>
-          <w:szCs w:val="21"/>
-        </w:rPr>
-        <w:t xml:space="preserve">1.  </w:t>
-      </w:r>
-      <w:r>
-        <w:rPr>
-          <w:sz w:val="21"/>
-          <w:szCs w:val="21"/>
-        </w:rPr>
-        <w:t xml:space="preserve">A)  105 pages</w:t>
+        <w:t xml:space="preserve">2.  </w:t>
+      </w:r>
+      <w:r>
+        <w:rPr>
+          <w:sz w:val="21"/>
+          <w:szCs w:val="21"/>
+        </w:rPr>
+        <w:t xml:space="preserve">A)  Store A ($1.60 each)</w:t>
       </w:r>
       <w:r>
         <w:rPr>
@@ -3540,7 +3534,7 @@
           <w:sz w:val="19"/>
           <w:szCs w:val="19"/>
         </w:rPr>
-        <w:t xml:space="preserve">  — Unit rate: 42 ÷ 6 = 7 pages per minute. In 15 minutes: 7 × 15 = 105 pages.</w:t>
+        <w:t xml:space="preserve">  — Store A: $8 ÷ 5 = $1.60. Store B: $5.25 ÷ 3 = $1.75. $1.60 &lt; $1.75, so Store A is cheaper per notebook.</w:t>
       </w:r>
     </w:p>
     <w:p>
@@ -3554,14 +3548,14 @@
           <w:sz w:val="21"/>
           <w:szCs w:val="21"/>
         </w:rPr>
-        <w:t xml:space="preserve">2.  </w:t>
-      </w:r>
-      <w:r>
-        <w:rPr>
-          <w:sz w:val="21"/>
-          <w:szCs w:val="21"/>
-        </w:rPr>
-        <w:t xml:space="preserve">A)  Store A ($1.60 each)</w:t>
+        <w:t xml:space="preserve">3.  </w:t>
+      </w:r>
+      <w:r>
+        <w:rPr>
+          <w:sz w:val="21"/>
+          <w:szCs w:val="21"/>
+        </w:rPr>
+        <w:t xml:space="preserve">A)  80 tokens</w:t>
       </w:r>
       <w:r>
         <w:rPr>
@@ -3571,7 +3565,7 @@
           <w:sz w:val="19"/>
           <w:szCs w:val="19"/>
         </w:rPr>
-        <w:t xml:space="preserve">  — Store A: $8 ÷ 5 = $1.60. Store B: $5.25 ÷ 3 = $1.75. $1.60 &lt; $1.75, so Store A is cheaper per notebook.</w:t>
+        <w:t xml:space="preserve">  — Unit rate: 24 ÷ 3 = 8 tokens per minute. In 10 minutes: 8 × 10 = 80 tokens.</w:t>
       </w:r>
     </w:p>
     <w:p>
@@ -3585,14 +3579,14 @@
           <w:sz w:val="21"/>
           <w:szCs w:val="21"/>
         </w:rPr>
-        <w:t xml:space="preserve">3.  </w:t>
-      </w:r>
-      <w:r>
-        <w:rPr>
-          <w:sz w:val="21"/>
-          <w:szCs w:val="21"/>
-        </w:rPr>
-        <w:t xml:space="preserve">A)  80 tokens</w:t>
+        <w:t xml:space="preserve">4.  </w:t>
+      </w:r>
+      <w:r>
+        <w:rPr>
+          <w:sz w:val="21"/>
+          <w:szCs w:val="21"/>
+        </w:rPr>
+        <w:t xml:space="preserve">A)  540 widgets</w:t>
       </w:r>
       <w:r>
         <w:rPr>
@@ -3602,7 +3596,23 @@
           <w:sz w:val="19"/>
           <w:szCs w:val="19"/>
         </w:rPr>
-        <w:t xml:space="preserve">  — Unit rate: 24 ÷ 3 = 8 tokens per minute. In 10 minutes: 8 × 10 = 80 tokens.</w:t>
+        <w:t xml:space="preserve">  — Unit rate: 360 ÷ 8 = 45 widgets per hour. In 12 hours: 45 × 12 = 540 widgets.</w:t>
+      </w:r>
+    </w:p>
+    <w:p>
+      <w:pPr>
+        <w:pStyle w:val="Heading2"/>
+        <w:spacing w:after="80" w:before="180"/>
+      </w:pPr>
+      <w:r>
+        <w:rPr>
+          <w:b/>
+          <w:bCs/>
+          <w:color w:val="12355B"/>
+          <w:sz w:val="24"/>
+          <w:szCs w:val="24"/>
+        </w:rPr>
+        <w:t xml:space="preserve">Exit Ticket</w:t>
       </w:r>
     </w:p>
     <w:p>
@@ -3611,19 +3621,10 @@
       </w:pPr>
       <w:r>
         <w:rPr>
-          <w:b/>
-          <w:bCs/>
-          <w:sz w:val="21"/>
-          <w:szCs w:val="21"/>
-        </w:rPr>
-        <w:t xml:space="preserve">4.  </w:t>
-      </w:r>
-      <w:r>
-        <w:rPr>
-          <w:sz w:val="21"/>
-          <w:szCs w:val="21"/>
-        </w:rPr>
-        <w:t xml:space="preserve">A)  540 widgets</w:t>
+          <w:sz w:val="21"/>
+          <w:szCs w:val="21"/>
+        </w:rPr>
+        <w:t xml:space="preserve">A)  32.5 miles per gallon</w:t>
       </w:r>
       <w:r>
         <w:rPr>
@@ -3633,173 +3634,7 @@
           <w:sz w:val="19"/>
           <w:szCs w:val="19"/>
         </w:rPr>
-        <w:t xml:space="preserve">  — Unit rate: 360 ÷ 8 = 45 widgets per hour. In 12 hours: 45 × 12 = 540 widgets.</w:t>
-      </w:r>
-    </w:p>
-    <w:p>
-      <w:pPr>
-        <w:pStyle w:val="Heading2"/>
-        <w:spacing w:after="80" w:before="180"/>
-      </w:pPr>
-      <w:r>
-        <w:rPr>
-          <w:b/>
-          <w:bCs/>
-          <w:color w:val="12355B"/>
-          <w:sz w:val="24"/>
-          <w:szCs w:val="24"/>
-        </w:rPr>
-        <w:t xml:space="preserve">Exit Ticket</w:t>
-      </w:r>
-    </w:p>
-    <w:p>
-      <w:pPr>
-        <w:spacing w:after="80"/>
-      </w:pPr>
-      <w:r>
-        <w:rPr>
-          <w:sz w:val="21"/>
-          <w:szCs w:val="21"/>
-        </w:rPr>
-        <w:t xml:space="preserve">A)  32.5 miles per gallon</w:t>
-      </w:r>
-      <w:r>
-        <w:rPr>
-          <w:i/>
-          <w:iCs/>
-          <w:color w:val="5F6F80"/>
-          <w:sz w:val="19"/>
-          <w:szCs w:val="19"/>
-        </w:rPr>
         <w:t xml:space="preserve">  — 195 ÷ 6 = 32.5 miles per gallon.</w:t>
-      </w:r>
-    </w:p>
-    <w:p>
-      <w:pPr>
-        <w:pStyle w:val="Heading2"/>
-        <w:spacing w:after="80" w:before="180"/>
-      </w:pPr>
-      <w:r>
-        <w:rPr>
-          <w:b/>
-          <w:bCs/>
-          <w:color w:val="12355B"/>
-          <w:sz w:val="24"/>
-          <w:szCs w:val="24"/>
-        </w:rPr>
-        <w:t xml:space="preserve">Writing (TWR) — what to look for</w:t>
-      </w:r>
-    </w:p>
-    <w:p>
-      <w:pPr>
-        <w:spacing w:after="80"/>
-      </w:pPr>
-      <w:r>
-        <w:rPr>
-          <w:sz w:val="20"/>
-          <w:szCs w:val="20"/>
-        </w:rPr>
-        <w:t xml:space="preserve">Kernel sentence: a complete sentence needs a subject and a verb. Example: Unit Rate is a rate for just 1 of something, like cost for 1 item.</w:t>
-      </w:r>
-    </w:p>
-    <w:p>
-      <w:pPr>
-        <w:spacing w:after="80"/>
-      </w:pPr>
-      <w:r>
-        <w:rPr>
-          <w:sz w:val="20"/>
-          <w:szCs w:val="20"/>
-        </w:rPr>
-        <w:t xml:space="preserve">Expansion: because = reason, but = contrast/exception, so = result. Answers vary; each must keep the kernel idea.</w:t>
-      </w:r>
-    </w:p>
-    <w:p>
-      <w:pPr>
-        <w:pStyle w:val="Heading2"/>
-        <w:spacing w:after="80" w:before="180"/>
-      </w:pPr>
-      <w:r>
-        <w:rPr>
-          <w:b/>
-          <w:bCs/>
-          <w:color w:val="12355B"/>
-          <w:sz w:val="24"/>
-          <w:szCs w:val="24"/>
-        </w:rPr>
-        <w:t xml:space="preserve">Turn &amp; Talk — listen for</w:t>
-      </w:r>
-    </w:p>
-    <w:p>
-      <w:pPr>
-        <w:spacing w:after="80"/>
-      </w:pPr>
-      <w:r>
-        <w:rPr>
-          <w:b/>
-          <w:bCs/>
-          <w:sz w:val="19"/>
-          <w:szCs w:val="19"/>
-        </w:rPr>
-        <w:t xml:space="preserve">1.  </w:t>
-      </w:r>
-      <w:r>
-        <w:rPr>
-          <w:i/>
-          <w:iCs/>
-          <w:color w:val="5F6F80"/>
-          <w:sz w:val="19"/>
-          <w:szCs w:val="19"/>
-        </w:rPr>
-        <w:t xml:space="preserve">Students explain the packages have different quantities, so the per-unit cost (unit rate) is needed to compare deals fairly.</w:t>
-      </w:r>
-    </w:p>
-    <w:p>
-      <w:pPr>
-        <w:spacing w:after="80"/>
-      </w:pPr>
-      <w:r>
-        <w:rPr>
-          <w:b/>
-          <w:bCs/>
-          <w:sz w:val="19"/>
-          <w:szCs w:val="19"/>
-        </w:rPr>
-        <w:t xml:space="preserve">2.  </w:t>
-      </w:r>
-      <w:r>
-        <w:rPr>
-          <w:i/>
-          <w:iCs/>
-          <w:color w:val="5F6F80"/>
-          <w:sz w:val="19"/>
-          <w:szCs w:val="19"/>
-        </w:rPr>
-        <w:t xml:space="preserve">Students divide price by quantity for each deal (e.g., 350 for $38.50 = $0.11 each) and choose the supplier with the lower unit rate as the better buy.</w:t>
-      </w:r>
-    </w:p>
-    <w:p>
-      <w:pPr>
-        <w:spacing w:after="80"/>
-      </w:pPr>
-      <w:r>
-        <w:rPr>
-          <w:b/>
-          <w:bCs/>
-          <w:sz w:val="19"/>
-          <w:szCs w:val="19"/>
-        </w:rPr>
-        <w:t xml:space="preserve">3.  </w:t>
-      </w:r>
-      <w:r>
-        <w:rPr>
-          <w:i/>
-          <w:iCs/>
-          <w:color w:val="5F6F80"/>
-          <w:sz w:val="19"/>
-          <w:szCs w:val="19"/>
-        </w:rPr>
-        <w:t xml:space="preserve">Students find 30 and 25 tickets/min, choose Printer A (higher rate), and divide 600 / 30 = 20 minutes.</w:t>
       </w:r>
     </w:p>
     <w:sectPr>

--- a/lessons/4-7/downloads/4-7-notes.docx
+++ b/lessons/4-7/downloads/4-7-notes.docx
@@ -3222,419 +3222,6 @@
       </w:pPr>
       <w:r>
         <w:t xml:space="preserve"/>
-      </w:r>
-    </w:p>
-    <w:p>
-      <w:pPr>
-        <w:pStyle w:val="Heading1"/>
-        <w:pageBreakBefore/>
-        <w:pBdr>
-          <w:bottom w:val="single" w:color="1FA6A2" w:sz="14" w:space="6"/>
-        </w:pBdr>
-        <w:spacing w:after="140" w:before="0"/>
-      </w:pPr>
-      <w:r>
-        <w:rPr>
-          <w:b/>
-          <w:bCs/>
-          <w:color w:val="12355B"/>
-          <w:sz w:val="30"/>
-          <w:szCs w:val="30"/>
-        </w:rPr>
-        <w:t xml:space="preserve">Answer Key &amp; Teacher Guide</w:t>
-      </w:r>
-    </w:p>
-    <w:p>
-      <w:pPr>
-        <w:spacing w:after="100"/>
-      </w:pPr>
-      <w:r>
-        <w:rPr>
-          <w:i/>
-          <w:iCs/>
-          <w:color w:val="5F6F80"/>
-          <w:sz w:val="19"/>
-          <w:szCs w:val="19"/>
-        </w:rPr>
-        <w:t xml:space="preserve">Teacher reference — remove or fold back before distributing to students.</w:t>
-      </w:r>
-    </w:p>
-    <w:p>
-      <w:pPr>
-        <w:pStyle w:val="Heading2"/>
-        <w:spacing w:after="80" w:before="180"/>
-      </w:pPr>
-      <w:r>
-        <w:rPr>
-          <w:b/>
-          <w:bCs/>
-          <w:color w:val="12355B"/>
-          <w:sz w:val="24"/>
-          <w:szCs w:val="24"/>
-        </w:rPr>
-        <w:t xml:space="preserve">Guided Notes (Fill-in)</w:t>
-      </w:r>
-    </w:p>
-    <w:p>
-      <w:pPr>
-        <w:spacing w:after="80"/>
-      </w:pPr>
-      <w:r>
-        <w:rPr>
-          <w:b/>
-          <w:bCs/>
-          <w:sz w:val="21"/>
-          <w:szCs w:val="21"/>
-        </w:rPr>
-        <w:t xml:space="preserve">Notes 1:  </w:t>
-      </w:r>
-      <w:r>
-        <w:rPr>
-          <w:sz w:val="21"/>
-          <w:szCs w:val="21"/>
-        </w:rPr>
-        <w:t xml:space="preserve">Unit Rate</w:t>
-      </w:r>
-    </w:p>
-    <w:p>
-      <w:pPr>
-        <w:spacing w:after="80"/>
-      </w:pPr>
-      <w:r>
-        <w:rPr>
-          <w:b/>
-          <w:bCs/>
-          <w:sz w:val="21"/>
-          <w:szCs w:val="21"/>
-        </w:rPr>
-        <w:t xml:space="preserve">Notes 2:  </w:t>
-      </w:r>
-      <w:r>
-        <w:rPr>
-          <w:sz w:val="21"/>
-          <w:szCs w:val="21"/>
-        </w:rPr>
-        <w:t xml:space="preserve">Better Buy</w:t>
-      </w:r>
-    </w:p>
-    <w:p>
-      <w:pPr>
-        <w:spacing w:after="80"/>
-      </w:pPr>
-      <w:r>
-        <w:rPr>
-          <w:b/>
-          <w:bCs/>
-          <w:sz w:val="21"/>
-          <w:szCs w:val="21"/>
-        </w:rPr>
-        <w:t xml:space="preserve">Notes 3:  </w:t>
-      </w:r>
-      <w:r>
-        <w:rPr>
-          <w:sz w:val="21"/>
-          <w:szCs w:val="21"/>
-        </w:rPr>
-        <w:t xml:space="preserve">Comparison</w:t>
-      </w:r>
-    </w:p>
-    <w:p>
-      <w:pPr>
-        <w:spacing w:after="80"/>
-      </w:pPr>
-      <w:r>
-        <w:rPr>
-          <w:b/>
-          <w:bCs/>
-          <w:sz w:val="21"/>
-          <w:szCs w:val="21"/>
-        </w:rPr>
-        <w:t xml:space="preserve">Notes 4:  </w:t>
-      </w:r>
-      <w:r>
-        <w:rPr>
-          <w:sz w:val="21"/>
-          <w:szCs w:val="21"/>
-        </w:rPr>
-        <w:t xml:space="preserve">Per Unit</w:t>
-      </w:r>
-    </w:p>
-    <w:p>
-      <w:pPr>
-        <w:spacing w:after="80"/>
-      </w:pPr>
-      <w:r>
-        <w:rPr>
-          <w:b/>
-          <w:bCs/>
-          <w:sz w:val="21"/>
-          <w:szCs w:val="21"/>
-        </w:rPr>
-        <w:t xml:space="preserve">Notes 5:  </w:t>
-      </w:r>
-      <w:r>
-        <w:rPr>
-          <w:sz w:val="21"/>
-          <w:szCs w:val="21"/>
-        </w:rPr>
-        <w:t xml:space="preserve">Rate</w:t>
-      </w:r>
-    </w:p>
-    <w:p>
-      <w:pPr>
-        <w:spacing w:after="80"/>
-      </w:pPr>
-      <w:r>
-        <w:rPr>
-          <w:b/>
-          <w:bCs/>
-          <w:sz w:val="21"/>
-          <w:szCs w:val="21"/>
-        </w:rPr>
-        <w:t xml:space="preserve">Notes 6:  </w:t>
-      </w:r>
-      <w:r>
-        <w:rPr>
-          <w:sz w:val="21"/>
-          <w:szCs w:val="21"/>
-        </w:rPr>
-        <w:t xml:space="preserve">Proportion</w:t>
-      </w:r>
-    </w:p>
-    <w:p>
-      <w:pPr>
-        <w:pStyle w:val="Heading2"/>
-        <w:spacing w:after="80" w:before="180"/>
-      </w:pPr>
-      <w:r>
-        <w:rPr>
-          <w:b/>
-          <w:bCs/>
-          <w:color w:val="12355B"/>
-          <w:sz w:val="24"/>
-          <w:szCs w:val="24"/>
-        </w:rPr>
-        <w:t xml:space="preserve">Worked Notes (I Do / We Do)</w:t>
-      </w:r>
-    </w:p>
-    <w:p>
-      <w:pPr>
-        <w:spacing w:after="80"/>
-      </w:pPr>
-      <w:r>
-        <w:rPr>
-          <w:b/>
-          <w:bCs/>
-          <w:sz w:val="21"/>
-          <w:szCs w:val="21"/>
-        </w:rPr>
-        <w:t xml:space="preserve">I Do:  </w:t>
-      </w:r>
-      <w:r>
-        <w:rPr>
-          <w:sz w:val="21"/>
-          <w:szCs w:val="21"/>
-        </w:rPr>
-        <w:t xml:space="preserve">A. 6 for $4.50 — $0.75 each</w:t>
-      </w:r>
-    </w:p>
-    <w:p>
-      <w:pPr>
-        <w:spacing w:after="80"/>
-      </w:pPr>
-      <w:r>
-        <w:rPr>
-          <w:b/>
-          <w:bCs/>
-          <w:sz w:val="21"/>
-          <w:szCs w:val="21"/>
-        </w:rPr>
-        <w:t xml:space="preserve">We Do:  </w:t>
-      </w:r>
-      <w:r>
-        <w:rPr>
-          <w:sz w:val="21"/>
-          <w:szCs w:val="21"/>
-        </w:rPr>
-        <w:t xml:space="preserve">A. 3 ounces per minute</w:t>
-      </w:r>
-    </w:p>
-    <w:p>
-      <w:pPr>
-        <w:pStyle w:val="Heading2"/>
-        <w:spacing w:after="80" w:before="180"/>
-      </w:pPr>
-      <w:r>
-        <w:rPr>
-          <w:b/>
-          <w:bCs/>
-          <w:color w:val="12355B"/>
-          <w:sz w:val="24"/>
-          <w:szCs w:val="24"/>
-        </w:rPr>
-        <w:t xml:space="preserve">Independent Practice</w:t>
-      </w:r>
-    </w:p>
-    <w:p>
-      <w:pPr>
-        <w:spacing w:after="80"/>
-      </w:pPr>
-      <w:r>
-        <w:rPr>
-          <w:b/>
-          <w:bCs/>
-          <w:sz w:val="21"/>
-          <w:szCs w:val="21"/>
-        </w:rPr>
-        <w:t xml:space="preserve">1.  </w:t>
-      </w:r>
-      <w:r>
-        <w:rPr>
-          <w:sz w:val="21"/>
-          <w:szCs w:val="21"/>
-        </w:rPr>
-        <w:t xml:space="preserve">A)  105 pages</w:t>
-      </w:r>
-      <w:r>
-        <w:rPr>
-          <w:i/>
-          <w:iCs/>
-          <w:color w:val="5F6F80"/>
-          <w:sz w:val="19"/>
-          <w:szCs w:val="19"/>
-        </w:rPr>
-        <w:t xml:space="preserve">  — Unit rate: 42 ÷ 6 = 7 pages per minute. In 15 minutes: 7 × 15 = 105 pages.</w:t>
-      </w:r>
-    </w:p>
-    <w:p>
-      <w:pPr>
-        <w:spacing w:after="80"/>
-      </w:pPr>
-      <w:r>
-        <w:rPr>
-          <w:b/>
-          <w:bCs/>
-          <w:sz w:val="21"/>
-          <w:szCs w:val="21"/>
-        </w:rPr>
-        <w:t xml:space="preserve">2.  </w:t>
-      </w:r>
-      <w:r>
-        <w:rPr>
-          <w:sz w:val="21"/>
-          <w:szCs w:val="21"/>
-        </w:rPr>
-        <w:t xml:space="preserve">A)  Store A ($1.60 each)</w:t>
-      </w:r>
-      <w:r>
-        <w:rPr>
-          <w:i/>
-          <w:iCs/>
-          <w:color w:val="5F6F80"/>
-          <w:sz w:val="19"/>
-          <w:szCs w:val="19"/>
-        </w:rPr>
-        <w:t xml:space="preserve">  — Store A: $8 ÷ 5 = $1.60. Store B: $5.25 ÷ 3 = $1.75. $1.60 &lt; $1.75, so Store A is cheaper per notebook.</w:t>
-      </w:r>
-    </w:p>
-    <w:p>
-      <w:pPr>
-        <w:spacing w:after="80"/>
-      </w:pPr>
-      <w:r>
-        <w:rPr>
-          <w:b/>
-          <w:bCs/>
-          <w:sz w:val="21"/>
-          <w:szCs w:val="21"/>
-        </w:rPr>
-        <w:t xml:space="preserve">3.  </w:t>
-      </w:r>
-      <w:r>
-        <w:rPr>
-          <w:sz w:val="21"/>
-          <w:szCs w:val="21"/>
-        </w:rPr>
-        <w:t xml:space="preserve">A)  80 tokens</w:t>
-      </w:r>
-      <w:r>
-        <w:rPr>
-          <w:i/>
-          <w:iCs/>
-          <w:color w:val="5F6F80"/>
-          <w:sz w:val="19"/>
-          <w:szCs w:val="19"/>
-        </w:rPr>
-        <w:t xml:space="preserve">  — Unit rate: 24 ÷ 3 = 8 tokens per minute. In 10 minutes: 8 × 10 = 80 tokens.</w:t>
-      </w:r>
-    </w:p>
-    <w:p>
-      <w:pPr>
-        <w:spacing w:after="80"/>
-      </w:pPr>
-      <w:r>
-        <w:rPr>
-          <w:b/>
-          <w:bCs/>
-          <w:sz w:val="21"/>
-          <w:szCs w:val="21"/>
-        </w:rPr>
-        <w:t xml:space="preserve">4.  </w:t>
-      </w:r>
-      <w:r>
-        <w:rPr>
-          <w:sz w:val="21"/>
-          <w:szCs w:val="21"/>
-        </w:rPr>
-        <w:t xml:space="preserve">A)  540 widgets</w:t>
-      </w:r>
-      <w:r>
-        <w:rPr>
-          <w:i/>
-          <w:iCs/>
-          <w:color w:val="5F6F80"/>
-          <w:sz w:val="19"/>
-          <w:szCs w:val="19"/>
-        </w:rPr>
-        <w:t xml:space="preserve">  — Unit rate: 360 ÷ 8 = 45 widgets per hour. In 12 hours: 45 × 12 = 540 widgets.</w:t>
-      </w:r>
-    </w:p>
-    <w:p>
-      <w:pPr>
-        <w:pStyle w:val="Heading2"/>
-        <w:spacing w:after="80" w:before="180"/>
-      </w:pPr>
-      <w:r>
-        <w:rPr>
-          <w:b/>
-          <w:bCs/>
-          <w:color w:val="12355B"/>
-          <w:sz w:val="24"/>
-          <w:szCs w:val="24"/>
-        </w:rPr>
-        <w:t xml:space="preserve">Exit Ticket</w:t>
-      </w:r>
-    </w:p>
-    <w:p>
-      <w:pPr>
-        <w:spacing w:after="80"/>
-      </w:pPr>
-      <w:r>
-        <w:rPr>
-          <w:sz w:val="21"/>
-          <w:szCs w:val="21"/>
-        </w:rPr>
-        <w:t xml:space="preserve">A)  32.5 miles per gallon</w:t>
-      </w:r>
-      <w:r>
-        <w:rPr>
-          <w:i/>
-          <w:iCs/>
-          <w:color w:val="5F6F80"/>
-          <w:sz w:val="19"/>
-          <w:szCs w:val="19"/>
-        </w:rPr>
-        <w:t xml:space="preserve">  — 195 ÷ 6 = 32.5 miles per gallon.</w:t>
       </w:r>
     </w:p>
     <w:sectPr>

--- a/lessons/4-7/downloads/4-7-notes.docx
+++ b/lessons/4-7/downloads/4-7-notes.docx
@@ -14,7 +14,7 @@
           <w:sz w:val="18"/>
           <w:szCs w:val="18"/>
         </w:rPr>
-        <w:t xml:space="preserve">UNIT 4  ·  LESSON 7      STANDARD 6.RP.3B</w:t>
+        <w:t xml:space="preserve">UNIT 4  ·  LESSON 7      STANDARD 6.AT.2</w:t>
       </w:r>
     </w:p>
     <w:p>
@@ -2589,6 +2589,32 @@
     </w:p>
     <w:p>
       <w:pPr>
+        <w:pStyle w:val="Heading2"/>
+        <w:spacing w:after="80" w:before="180"/>
+      </w:pPr>
+      <w:r>
+        <w:rPr>
+          <w:b/>
+          <w:bCs/>
+          <w:color w:val="12355B"/>
+          <w:sz w:val="24"/>
+          <w:szCs w:val="24"/>
+        </w:rPr>
+        <w:t xml:space="preserve">Level 1 Support</w:t>
+      </w:r>
+      <w:r>
+        <w:rPr>
+          <w:i/>
+          <w:iCs/>
+          <w:color w:val="1FA6A2"/>
+          <w:sz w:val="19"/>
+          <w:szCs w:val="19"/>
+        </w:rPr>
+        <w:t xml:space="preserve">   extra scaffolding</w:t>
+      </w:r>
+    </w:p>
+    <w:p>
+      <w:pPr>
         <w:keepNext/>
         <w:spacing w:after="60" w:before="160"/>
       </w:pPr>
@@ -2847,6 +2873,32 @@
         </w:tc>
       </w:tr>
     </w:tbl>
+    <w:p>
+      <w:pPr>
+        <w:pStyle w:val="Heading2"/>
+        <w:spacing w:after="80" w:before="180"/>
+      </w:pPr>
+      <w:r>
+        <w:rPr>
+          <w:b/>
+          <w:bCs/>
+          <w:color w:val="12355B"/>
+          <w:sz w:val="24"/>
+          <w:szCs w:val="24"/>
+        </w:rPr>
+        <w:t xml:space="preserve">On Level</w:t>
+      </w:r>
+      <w:r>
+        <w:rPr>
+          <w:i/>
+          <w:iCs/>
+          <w:color w:val="12355B"/>
+          <w:sz w:val="19"/>
+          <w:szCs w:val="19"/>
+        </w:rPr>
+        <w:t xml:space="preserve">   grade-level practice</w:t>
+      </w:r>
+    </w:p>
     <w:p>
       <w:pPr>
         <w:keepNext/>

--- a/lessons/4-7/downloads/4-7-notes.docx
+++ b/lessons/4-7/downloads/4-7-notes.docx
@@ -1404,6 +1404,1302 @@
           <w:szCs w:val="22"/>
         </w:rPr>
         <w:t xml:space="preserve">An equation stating that two ratios are equal is a ___.</w:t>
+      </w:r>
+    </w:p>
+    <w:p>
+      <w:pPr>
+        <w:pStyle w:val="Heading1"/>
+        <w:pageBreakBefore/>
+        <w:pBdr>
+          <w:bottom w:val="single" w:color="1FA6A2" w:sz="14" w:space="6"/>
+        </w:pBdr>
+        <w:spacing w:after="140" w:before="0"/>
+      </w:pPr>
+      <w:r>
+        <w:rPr>
+          <w:b/>
+          <w:bCs/>
+          <w:color w:val="12355B"/>
+          <w:sz w:val="30"/>
+          <w:szCs w:val="30"/>
+        </w:rPr>
+        <w:t xml:space="preserve">Write About the Math</w:t>
+      </w:r>
+    </w:p>
+    <w:p>
+      <w:pPr>
+        <w:spacing w:after="100"/>
+      </w:pPr>
+      <w:r>
+        <w:rPr>
+          <w:i/>
+          <w:iCs/>
+          <w:color w:val="5F6F80"/>
+          <w:sz w:val="19"/>
+          <w:szCs w:val="19"/>
+        </w:rPr>
+        <w:t xml:space="preserve">Use the support level you need. Every level answers the same math question.</w:t>
+      </w:r>
+    </w:p>
+    <w:p>
+      <w:pPr>
+        <w:pStyle w:val="Heading2"/>
+        <w:spacing w:after="80" w:before="180"/>
+      </w:pPr>
+      <w:r>
+        <w:rPr>
+          <w:b/>
+          <w:bCs/>
+          <w:color w:val="12355B"/>
+          <w:sz w:val="24"/>
+          <w:szCs w:val="24"/>
+        </w:rPr>
+        <w:t xml:space="preserve">1. Understand the Question</w:t>
+      </w:r>
+      <w:r>
+        <w:rPr>
+          <w:i/>
+          <w:iCs/>
+          <w:color w:val="B97A12"/>
+          <w:sz w:val="19"/>
+          <w:szCs w:val="19"/>
+        </w:rPr>
+        <w:t xml:space="preserve">   explain</w:t>
+      </w:r>
+    </w:p>
+    <w:tbl>
+      <w:tblPr>
+        <w:tblW w:type="pct" w:w="100%"/>
+        <w:tblBorders>
+          <w:top w:val="single" w:color="1FA6A2" w:sz="8"/>
+          <w:left w:val="single" w:color="1FA6A2" w:sz="8"/>
+          <w:bottom w:val="single" w:color="1FA6A2" w:sz="8"/>
+          <w:right w:val="single" w:color="1FA6A2" w:sz="8"/>
+          <w:insideH w:val="single" w:color="auto" w:sz="4"/>
+          <w:insideV w:val="single" w:color="auto" w:sz="4"/>
+        </w:tblBorders>
+      </w:tblPr>
+      <w:tblGrid>
+        <w:gridCol w:w="100"/>
+      </w:tblGrid>
+      <w:tr>
+        <w:tc>
+          <w:tcPr>
+            <w:shd w:fill="E6F4F3" w:color="auto" w:val="clear"/>
+            <w:tcMar>
+              <w:top w:type="dxa" w:w="120"/>
+              <w:left w:type="dxa" w:w="180"/>
+              <w:bottom w:type="dxa" w:w="120"/>
+              <w:right w:type="dxa" w:w="180"/>
+            </w:tcMar>
+          </w:tcPr>
+          <w:p>
+            <w:pPr>
+              <w:spacing w:after="60"/>
+            </w:pPr>
+            <w:r>
+              <w:rPr>
+                <w:color w:val="1A2733"/>
+                <w:sz w:val="21"/>
+                <w:szCs w:val="21"/>
+              </w:rPr>
+              <w:t xml:space="preserve">How did the unit rate help you decide the better buy between the two token suppliers in your table?</w:t>
+            </w:r>
+          </w:p>
+          <w:p>
+            <w:pPr>
+              <w:spacing w:after="0"/>
+            </w:pPr>
+            <w:r>
+              <w:rPr>
+                <w:b/>
+                <w:bCs/>
+                <w:color w:val="12355B"/>
+                <w:sz w:val="20"/>
+                <w:szCs w:val="20"/>
+              </w:rPr>
+              <w:t xml:space="preserve">Your job:  </w:t>
+            </w:r>
+            <w:r>
+              <w:rPr>
+                <w:sz w:val="20"/>
+                <w:szCs w:val="20"/>
+              </w:rPr>
+              <w:t xml:space="preserve">Answer the question. Use math evidence. Explain how the evidence proves your answer.</w:t>
+            </w:r>
+            <w:r>
+              <w:rPr>
+                <w:i/>
+                <w:iCs/>
+                <w:color w:val="5F6F80"/>
+                <w:sz w:val="18"/>
+                <w:szCs w:val="18"/>
+              </w:rPr>
+              <w:br/>
+              <w:t xml:space="preserve">Responde la pregunta. Usa evidencia matemática. Explica cómo la evidencia demuestra tu respuesta.</w:t>
+            </w:r>
+          </w:p>
+        </w:tc>
+      </w:tr>
+    </w:tbl>
+    <w:p>
+      <w:pPr>
+        <w:pStyle w:val="Heading2"/>
+        <w:spacing w:after="80" w:before="180"/>
+      </w:pPr>
+      <w:r>
+        <w:rPr>
+          <w:b/>
+          <w:bCs/>
+          <w:color w:val="12355B"/>
+          <w:sz w:val="24"/>
+          <w:szCs w:val="24"/>
+        </w:rPr>
+        <w:t xml:space="preserve">2. Plan Your Math Words</w:t>
+      </w:r>
+      <w:r>
+        <w:rPr>
+          <w:i/>
+          <w:iCs/>
+          <w:color w:val="1FA6A2"/>
+          <w:sz w:val="19"/>
+          <w:szCs w:val="19"/>
+        </w:rPr>
+        <w:t xml:space="preserve">   check at least two</w:t>
+      </w:r>
+    </w:p>
+    <w:p>
+      <w:pPr>
+        <w:spacing w:after="60"/>
+      </w:pPr>
+      <w:r>
+        <w:rPr>
+          <w:b/>
+          <w:bCs/>
+          <w:color w:val="1FA6A2"/>
+          <w:sz w:val="22"/>
+          <w:szCs w:val="22"/>
+        </w:rPr>
+        <w:t xml:space="preserve">☐  </w:t>
+      </w:r>
+      <w:r>
+        <w:rPr>
+          <w:b/>
+          <w:bCs/>
+          <w:color w:val="12355B"/>
+          <w:sz w:val="20"/>
+          <w:szCs w:val="20"/>
+        </w:rPr>
+        <w:t xml:space="preserve">Unit Rate — </w:t>
+      </w:r>
+      <w:r>
+        <w:rPr>
+          <w:sz w:val="20"/>
+          <w:szCs w:val="20"/>
+        </w:rPr>
+        <w:t xml:space="preserve">A rate for just 1 of something, like cost for 1 item.</w:t>
+      </w:r>
+      <w:r>
+        <w:rPr>
+          <w:i/>
+          <w:iCs/>
+          <w:color w:val="5F6F80"/>
+          <w:sz w:val="18"/>
+          <w:szCs w:val="18"/>
+        </w:rPr>
+        <w:br/>
+        <w:t xml:space="preserve">Tasa unitaria — Una tasa para solo 1 de algo, como el precio de 1 artículo.</w:t>
+      </w:r>
+    </w:p>
+    <w:p>
+      <w:pPr>
+        <w:spacing w:after="60"/>
+      </w:pPr>
+      <w:r>
+        <w:rPr>
+          <w:b/>
+          <w:bCs/>
+          <w:color w:val="1FA6A2"/>
+          <w:sz w:val="22"/>
+          <w:szCs w:val="22"/>
+        </w:rPr>
+        <w:t xml:space="preserve">☐  </w:t>
+      </w:r>
+      <w:r>
+        <w:rPr>
+          <w:b/>
+          <w:bCs/>
+          <w:color w:val="12355B"/>
+          <w:sz w:val="20"/>
+          <w:szCs w:val="20"/>
+        </w:rPr>
+        <w:t xml:space="preserve">Better Buy — </w:t>
+      </w:r>
+      <w:r>
+        <w:rPr>
+          <w:sz w:val="20"/>
+          <w:szCs w:val="20"/>
+        </w:rPr>
+        <w:t xml:space="preserve">The choice that costs less for each item.</w:t>
+      </w:r>
+      <w:r>
+        <w:rPr>
+          <w:i/>
+          <w:iCs/>
+          <w:color w:val="5F6F80"/>
+          <w:sz w:val="18"/>
+          <w:szCs w:val="18"/>
+        </w:rPr>
+        <w:br/>
+        <w:t xml:space="preserve">Mejor compra — La opción que cuesta menos por cada artículo.</w:t>
+      </w:r>
+    </w:p>
+    <w:p>
+      <w:pPr>
+        <w:spacing w:after="60"/>
+      </w:pPr>
+      <w:r>
+        <w:rPr>
+          <w:b/>
+          <w:bCs/>
+          <w:color w:val="1FA6A2"/>
+          <w:sz w:val="22"/>
+          <w:szCs w:val="22"/>
+        </w:rPr>
+        <w:t xml:space="preserve">☐  </w:t>
+      </w:r>
+      <w:r>
+        <w:rPr>
+          <w:b/>
+          <w:bCs/>
+          <w:color w:val="12355B"/>
+          <w:sz w:val="20"/>
+          <w:szCs w:val="20"/>
+        </w:rPr>
+        <w:t xml:space="preserve">Comparison — </w:t>
+      </w:r>
+      <w:r>
+        <w:rPr>
+          <w:sz w:val="20"/>
+          <w:szCs w:val="20"/>
+        </w:rPr>
+        <w:t xml:space="preserve">Looking at numbers to see which is bigger or smaller.</w:t>
+      </w:r>
+      <w:r>
+        <w:rPr>
+          <w:i/>
+          <w:iCs/>
+          <w:color w:val="5F6F80"/>
+          <w:sz w:val="18"/>
+          <w:szCs w:val="18"/>
+        </w:rPr>
+        <w:br/>
+        <w:t xml:space="preserve">Comparación — Mirar números para ver cuál es mayor o menor.</w:t>
+      </w:r>
+    </w:p>
+    <w:p>
+      <w:pPr>
+        <w:spacing w:after="60"/>
+      </w:pPr>
+      <w:r>
+        <w:rPr>
+          <w:b/>
+          <w:bCs/>
+          <w:color w:val="1FA6A2"/>
+          <w:sz w:val="22"/>
+          <w:szCs w:val="22"/>
+        </w:rPr>
+        <w:t xml:space="preserve">☐  </w:t>
+      </w:r>
+      <w:r>
+        <w:rPr>
+          <w:b/>
+          <w:bCs/>
+          <w:color w:val="12355B"/>
+          <w:sz w:val="20"/>
+          <w:szCs w:val="20"/>
+        </w:rPr>
+        <w:t xml:space="preserve">Per Unit — </w:t>
+      </w:r>
+      <w:r>
+        <w:rPr>
+          <w:sz w:val="20"/>
+          <w:szCs w:val="20"/>
+        </w:rPr>
+        <w:t xml:space="preserve">For each single item.</w:t>
+      </w:r>
+      <w:r>
+        <w:rPr>
+          <w:i/>
+          <w:iCs/>
+          <w:color w:val="5F6F80"/>
+          <w:sz w:val="18"/>
+          <w:szCs w:val="18"/>
+        </w:rPr>
+        <w:br/>
+        <w:t xml:space="preserve">Por unidad — Por cada artículo.</w:t>
+      </w:r>
+    </w:p>
+    <w:p>
+      <w:pPr>
+        <w:spacing w:after="60"/>
+      </w:pPr>
+      <w:r>
+        <w:rPr>
+          <w:b/>
+          <w:bCs/>
+          <w:color w:val="1FA6A2"/>
+          <w:sz w:val="22"/>
+          <w:szCs w:val="22"/>
+        </w:rPr>
+        <w:t xml:space="preserve">☐  </w:t>
+      </w:r>
+      <w:r>
+        <w:rPr>
+          <w:b/>
+          <w:bCs/>
+          <w:color w:val="12355B"/>
+          <w:sz w:val="20"/>
+          <w:szCs w:val="20"/>
+        </w:rPr>
+        <w:t xml:space="preserve">Rate — </w:t>
+      </w:r>
+      <w:r>
+        <w:rPr>
+          <w:sz w:val="20"/>
+          <w:szCs w:val="20"/>
+        </w:rPr>
+        <w:t xml:space="preserve">A ratio comparing two amounts with different units, like miles per hour.</w:t>
+      </w:r>
+      <w:r>
+        <w:rPr>
+          <w:i/>
+          <w:iCs/>
+          <w:color w:val="5F6F80"/>
+          <w:sz w:val="18"/>
+          <w:szCs w:val="18"/>
+        </w:rPr>
+        <w:br/>
+        <w:t xml:space="preserve">Tasa — Una razón que compara dos cantidades con unidades distintas, como millas por hora.</w:t>
+      </w:r>
+    </w:p>
+    <w:tbl>
+      <w:tblPr>
+        <w:tblW w:type="pct" w:w="100%"/>
+        <w:tblBorders>
+          <w:top w:val="single" w:color="1FA6A2" w:sz="8"/>
+          <w:left w:val="single" w:color="1FA6A2" w:sz="8"/>
+          <w:bottom w:val="single" w:color="1FA6A2" w:sz="8"/>
+          <w:right w:val="single" w:color="1FA6A2" w:sz="8"/>
+          <w:insideH w:val="single" w:color="auto" w:sz="4"/>
+          <w:insideV w:val="single" w:color="auto" w:sz="4"/>
+        </w:tblBorders>
+      </w:tblPr>
+      <w:tblGrid>
+        <w:gridCol w:w="100"/>
+      </w:tblGrid>
+      <w:tr>
+        <w:tc>
+          <w:tcPr>
+            <w:shd w:fill="F7FFFD" w:color="auto" w:val="clear"/>
+            <w:tcMar>
+              <w:top w:type="dxa" w:w="120"/>
+              <w:left w:type="dxa" w:w="180"/>
+              <w:bottom w:type="dxa" w:w="120"/>
+              <w:right w:type="dxa" w:w="180"/>
+            </w:tcMar>
+          </w:tcPr>
+          <w:p>
+            <w:pPr>
+              <w:spacing w:after="50"/>
+            </w:pPr>
+            <w:r>
+              <w:rPr>
+                <w:b/>
+                <w:bCs/>
+                <w:color w:val="1FA6A2"/>
+                <w:sz w:val="20"/>
+                <w:szCs w:val="20"/>
+              </w:rPr>
+              <w:t xml:space="preserve">Say it first:  </w:t>
+            </w:r>
+            <w:r>
+              <w:rPr>
+                <w:sz w:val="20"/>
+                <w:szCs w:val="20"/>
+              </w:rPr>
+              <w:t xml:space="preserve">Say your idea to a partner or quietly to yourself before you write.</w:t>
+            </w:r>
+          </w:p>
+          <w:p>
+            <w:pPr>
+              <w:spacing w:after="60"/>
+            </w:pPr>
+            <w:r>
+              <w:rPr>
+                <w:color w:val="1A2733"/>
+                <w:sz w:val="21"/>
+                <w:szCs w:val="21"/>
+              </w:rPr>
+              <w:t xml:space="preserve">The unit rate for ___ is $___ per token.</w:t>
+            </w:r>
+            <w:r>
+              <w:rPr>
+                <w:i/>
+                <w:iCs/>
+                <w:color w:val="5F6F80"/>
+                <w:sz w:val="19"/>
+                <w:szCs w:val="19"/>
+              </w:rPr>
+              <w:br/>
+              <w:t xml:space="preserve">La tasa unitaria de ___ es $___ por ficha.</w:t>
+            </w:r>
+          </w:p>
+        </w:tc>
+      </w:tr>
+    </w:tbl>
+    <w:p>
+      <w:pPr>
+        <w:pStyle w:val="Heading2"/>
+        <w:spacing w:after="80" w:before="180"/>
+      </w:pPr>
+      <w:r>
+        <w:rPr>
+          <w:b/>
+          <w:bCs/>
+          <w:color w:val="12355B"/>
+          <w:sz w:val="24"/>
+          <w:szCs w:val="24"/>
+        </w:rPr>
+        <w:t xml:space="preserve">3. Build Your Explanation</w:t>
+      </w:r>
+      <w:r>
+        <w:rPr>
+          <w:i/>
+          <w:iCs/>
+          <w:color w:val="B97A12"/>
+          <w:sz w:val="19"/>
+          <w:szCs w:val="19"/>
+        </w:rPr>
+        <w:t xml:space="preserve">   choose your support</w:t>
+      </w:r>
+    </w:p>
+    <w:tbl>
+      <w:tblPr>
+        <w:tblW w:type="pct" w:w="100%"/>
+        <w:tblBorders>
+          <w:top w:val="single" w:color="BBD0DE" w:sz="8"/>
+          <w:left w:val="single" w:color="BBD0DE" w:sz="8"/>
+          <w:bottom w:val="single" w:color="BBD0DE" w:sz="8"/>
+          <w:right w:val="single" w:color="BBD0DE" w:sz="8"/>
+          <w:insideH w:val="single" w:color="auto" w:sz="4"/>
+          <w:insideV w:val="single" w:color="auto" w:sz="4"/>
+        </w:tblBorders>
+      </w:tblPr>
+      <w:tblGrid>
+        <w:gridCol w:w="100"/>
+      </w:tblGrid>
+      <w:tr>
+        <w:tc>
+          <w:tcPr>
+            <w:shd w:fill="EEF4F8" w:color="auto" w:val="clear"/>
+            <w:tcMar>
+              <w:top w:type="dxa" w:w="120"/>
+              <w:left w:type="dxa" w:w="180"/>
+              <w:bottom w:type="dxa" w:w="120"/>
+              <w:right w:type="dxa" w:w="180"/>
+            </w:tcMar>
+          </w:tcPr>
+          <w:p>
+            <w:pPr>
+              <w:spacing w:after="50"/>
+            </w:pPr>
+            <w:r>
+              <w:rPr>
+                <w:i/>
+                <w:iCs/>
+                <w:color w:val="5F6F80"/>
+                <w:sz w:val="19"/>
+                <w:szCs w:val="19"/>
+              </w:rPr>
+              <w:t xml:space="preserve">This model shows the parts of an explanation. It does not answer your writing question.</w:t>
+            </w:r>
+          </w:p>
+          <w:p>
+            <w:pPr>
+              <w:spacing w:after="80"/>
+            </w:pPr>
+            <w:r>
+              <w:rPr>
+                <w:b/>
+                <w:bCs/>
+                <w:color w:val="12355B"/>
+                <w:sz w:val="19"/>
+                <w:szCs w:val="19"/>
+              </w:rPr>
+              <w:t xml:space="preserve">Claim:  </w:t>
+            </w:r>
+            <w:r>
+              <w:rPr>
+                <w:sz w:val="19"/>
+                <w:szCs w:val="19"/>
+              </w:rPr>
+              <w:t xml:space="preserve">Finding the cost per one token lets me compare deals fairly even when the package sizes differ.</w:t>
+            </w:r>
+          </w:p>
+          <w:p>
+            <w:pPr>
+              <w:spacing w:after="80"/>
+            </w:pPr>
+            <w:r>
+              <w:rPr>
+                <w:b/>
+                <w:bCs/>
+                <w:color w:val="12355B"/>
+                <w:sz w:val="19"/>
+                <w:szCs w:val="19"/>
+              </w:rPr>
+              <w:t xml:space="preserve">Evidence:  </w:t>
+            </w:r>
+            <w:r>
+              <w:rPr>
+                <w:sz w:val="19"/>
+                <w:szCs w:val="19"/>
+              </w:rPr>
+              <w:t xml:space="preserve">Students explain the packages have different quantities, so the per-unit cost (unit rate) is needed to compare deals fairly.</w:t>
+            </w:r>
+          </w:p>
+          <w:p>
+            <w:pPr>
+              <w:spacing w:after="80"/>
+            </w:pPr>
+            <w:r>
+              <w:rPr>
+                <w:b/>
+                <w:bCs/>
+                <w:color w:val="12355B"/>
+                <w:sz w:val="19"/>
+                <w:szCs w:val="19"/>
+              </w:rPr>
+              <w:t xml:space="preserve">Reasoning:  </w:t>
+            </w:r>
+            <w:r>
+              <w:rPr>
+                <w:sz w:val="19"/>
+                <w:szCs w:val="19"/>
+              </w:rPr>
+              <w:t xml:space="preserve">This evidence connects the definition of unit rate to the mathematical claim.</w:t>
+            </w:r>
+          </w:p>
+        </w:tc>
+      </w:tr>
+    </w:tbl>
+    <w:p>
+      <w:pPr>
+        <w:pStyle w:val="Heading2"/>
+        <w:spacing w:after="80" w:before="180"/>
+      </w:pPr>
+      <w:r>
+        <w:rPr>
+          <w:b/>
+          <w:bCs/>
+          <w:color w:val="12355B"/>
+          <w:sz w:val="24"/>
+          <w:szCs w:val="24"/>
+        </w:rPr>
+        <w:t xml:space="preserve">Start</w:t>
+      </w:r>
+      <w:r>
+        <w:rPr>
+          <w:i/>
+          <w:iCs/>
+          <w:color w:val="1FA6A2"/>
+          <w:sz w:val="19"/>
+          <w:szCs w:val="19"/>
+        </w:rPr>
+        <w:t xml:space="preserve">   Most language support</w:t>
+      </w:r>
+    </w:p>
+    <w:p>
+      <w:pPr>
+        <w:spacing w:after="60"/>
+      </w:pPr>
+      <w:r>
+        <w:rPr>
+          <w:color w:val="1A2733"/>
+          <w:sz w:val="21"/>
+          <w:szCs w:val="21"/>
+        </w:rPr>
+        <w:t xml:space="preserve">Complete the frames. Use the word bank.</w:t>
+      </w:r>
+      <w:r>
+        <w:rPr>
+          <w:i/>
+          <w:iCs/>
+          <w:color w:val="5F6F80"/>
+          <w:sz w:val="19"/>
+          <w:szCs w:val="19"/>
+        </w:rPr>
+        <w:br/>
+        <w:t xml:space="preserve">Completa las oraciones. Usa el banco de palabras.</w:t>
+      </w:r>
+    </w:p>
+    <w:p>
+      <w:pPr>
+        <w:spacing w:after="60"/>
+      </w:pPr>
+      <w:r>
+        <w:rPr>
+          <w:color w:val="1A2733"/>
+          <w:sz w:val="21"/>
+          <w:szCs w:val="21"/>
+        </w:rPr>
+        <w:t xml:space="preserve">The unit rate for ___ is $___ per token.</w:t>
+      </w:r>
+      <w:r>
+        <w:rPr>
+          <w:i/>
+          <w:iCs/>
+          <w:color w:val="5F6F80"/>
+          <w:sz w:val="19"/>
+          <w:szCs w:val="19"/>
+        </w:rPr>
+        <w:br/>
+        <w:t xml:space="preserve">La tasa unitaria de ___ es $___ por ficha.</w:t>
+      </w:r>
+    </w:p>
+    <w:p>
+      <w:pPr>
+        <w:spacing w:after="60"/>
+      </w:pPr>
+      <w:r>
+        <w:rPr>
+          <w:color w:val="1A2733"/>
+          <w:sz w:val="21"/>
+          <w:szCs w:val="21"/>
+        </w:rPr>
+        <w:t xml:space="preserve">The better buy is ___ because its unit rate is ___.</w:t>
+      </w:r>
+      <w:r>
+        <w:rPr>
+          <w:i/>
+          <w:iCs/>
+          <w:color w:val="5F6F80"/>
+          <w:sz w:val="19"/>
+          <w:szCs w:val="19"/>
+        </w:rPr>
+        <w:br/>
+        <w:t xml:space="preserve">La mejor compra es ___ porque su tasa unitaria es ___.</w:t>
+      </w:r>
+    </w:p>
+    <w:tbl>
+      <w:tblPr>
+        <w:tblW w:type="pct" w:w="100%"/>
+        <w:tblBorders>
+          <w:top w:val="single" w:color="C7D2DD" w:sz="6"/>
+          <w:left w:val="single" w:color="C7D2DD" w:sz="6"/>
+          <w:bottom w:val="single" w:color="C7D2DD" w:sz="6"/>
+          <w:right w:val="single" w:color="C7D2DD" w:sz="6"/>
+          <w:insideH w:val="single" w:color="auto" w:sz="4"/>
+          <w:insideV w:val="single" w:color="auto" w:sz="4"/>
+        </w:tblBorders>
+      </w:tblPr>
+      <w:tblGrid>
+        <w:gridCol w:w="100"/>
+      </w:tblGrid>
+      <w:tr>
+        <w:tc>
+          <w:tcPr>
+            <w:shd w:fill="FBF3E2" w:color="auto" w:val="clear"/>
+            <w:tcMar>
+              <w:top w:type="dxa" w:w="60"/>
+              <w:left w:type="dxa" w:w="120"/>
+              <w:bottom w:type="dxa" w:w="60"/>
+              <w:right w:type="dxa" w:w="120"/>
+            </w:tcMar>
+          </w:tcPr>
+          <w:p>
+            <w:pPr>
+              <w:spacing w:after="0" w:line="320"/>
+            </w:pPr>
+            <w:r>
+              <w:t xml:space="preserve"/>
+            </w:r>
+          </w:p>
+          <w:p>
+            <w:pPr>
+              <w:spacing w:after="0" w:line="320"/>
+            </w:pPr>
+            <w:r>
+              <w:t xml:space="preserve"/>
+            </w:r>
+          </w:p>
+          <w:p>
+            <w:pPr>
+              <w:spacing w:after="0" w:line="320"/>
+            </w:pPr>
+            <w:r>
+              <w:t xml:space="preserve"/>
+            </w:r>
+          </w:p>
+        </w:tc>
+      </w:tr>
+    </w:tbl>
+    <w:p>
+      <w:pPr>
+        <w:pStyle w:val="Heading2"/>
+        <w:spacing w:after="80" w:before="180"/>
+      </w:pPr>
+      <w:r>
+        <w:rPr>
+          <w:b/>
+          <w:bCs/>
+          <w:color w:val="12355B"/>
+          <w:sz w:val="24"/>
+          <w:szCs w:val="24"/>
+        </w:rPr>
+        <w:t xml:space="preserve">Build</w:t>
+      </w:r>
+      <w:r>
+        <w:rPr>
+          <w:i/>
+          <w:iCs/>
+          <w:color w:val="B97A12"/>
+          <w:sz w:val="19"/>
+          <w:szCs w:val="19"/>
+        </w:rPr>
+        <w:t xml:space="preserve">   Some language support</w:t>
+      </w:r>
+    </w:p>
+    <w:p>
+      <w:pPr>
+        <w:spacing w:after="60"/>
+      </w:pPr>
+      <w:r>
+        <w:rPr>
+          <w:color w:val="1A2733"/>
+          <w:sz w:val="21"/>
+          <w:szCs w:val="21"/>
+        </w:rPr>
+        <w:t xml:space="preserve">Write two connected sentences. Use because, so, or but.</w:t>
+      </w:r>
+      <w:r>
+        <w:rPr>
+          <w:i/>
+          <w:iCs/>
+          <w:color w:val="5F6F80"/>
+          <w:sz w:val="19"/>
+          <w:szCs w:val="19"/>
+        </w:rPr>
+        <w:br/>
+        <w:t xml:space="preserve">Escribe dos oraciones conectadas. Usa porque, entonces o pero.</w:t>
+      </w:r>
+    </w:p>
+    <w:p>
+      <w:pPr>
+        <w:spacing w:after="60"/>
+      </w:pPr>
+      <w:r>
+        <w:rPr>
+          <w:color w:val="1A2733"/>
+          <w:sz w:val="21"/>
+          <w:szCs w:val="21"/>
+        </w:rPr>
+        <w:t xml:space="preserve">My claim is ___.</w:t>
+      </w:r>
+      <w:r>
+        <w:rPr>
+          <w:i/>
+          <w:iCs/>
+          <w:color w:val="5F6F80"/>
+          <w:sz w:val="19"/>
+          <w:szCs w:val="19"/>
+        </w:rPr>
+        <w:br/>
+        <w:t xml:space="preserve">Mi afirmación es ___.</w:t>
+      </w:r>
+    </w:p>
+    <w:p>
+      <w:pPr>
+        <w:spacing w:after="60"/>
+      </w:pPr>
+      <w:r>
+        <w:rPr>
+          <w:color w:val="1A2733"/>
+          <w:sz w:val="21"/>
+          <w:szCs w:val="21"/>
+        </w:rPr>
+        <w:t xml:space="preserve">I know because ___.</w:t>
+      </w:r>
+      <w:r>
+        <w:rPr>
+          <w:i/>
+          <w:iCs/>
+          <w:color w:val="5F6F80"/>
+          <w:sz w:val="19"/>
+          <w:szCs w:val="19"/>
+        </w:rPr>
+        <w:br/>
+        <w:t xml:space="preserve">Lo sé porque ___.</w:t>
+      </w:r>
+    </w:p>
+    <w:p>
+      <w:pPr>
+        <w:spacing w:after="60"/>
+      </w:pPr>
+      <w:r>
+        <w:rPr>
+          <w:color w:val="1A2733"/>
+          <w:sz w:val="21"/>
+          <w:szCs w:val="21"/>
+        </w:rPr>
+        <w:t xml:space="preserve">So ___.</w:t>
+      </w:r>
+      <w:r>
+        <w:rPr>
+          <w:i/>
+          <w:iCs/>
+          <w:color w:val="5F6F80"/>
+          <w:sz w:val="19"/>
+          <w:szCs w:val="19"/>
+        </w:rPr>
+        <w:br/>
+        <w:t xml:space="preserve">Entonces ___.</w:t>
+      </w:r>
+    </w:p>
+    <w:tbl>
+      <w:tblPr>
+        <w:tblW w:type="pct" w:w="100%"/>
+        <w:tblBorders>
+          <w:top w:val="single" w:color="C7D2DD" w:sz="6"/>
+          <w:left w:val="single" w:color="C7D2DD" w:sz="6"/>
+          <w:bottom w:val="single" w:color="C7D2DD" w:sz="6"/>
+          <w:right w:val="single" w:color="C7D2DD" w:sz="6"/>
+          <w:insideH w:val="single" w:color="auto" w:sz="4"/>
+          <w:insideV w:val="single" w:color="auto" w:sz="4"/>
+        </w:tblBorders>
+      </w:tblPr>
+      <w:tblGrid>
+        <w:gridCol w:w="100"/>
+      </w:tblGrid>
+      <w:tr>
+        <w:tc>
+          <w:tcPr>
+            <w:shd w:fill="FBF3E2" w:color="auto" w:val="clear"/>
+            <w:tcMar>
+              <w:top w:type="dxa" w:w="60"/>
+              <w:left w:type="dxa" w:w="120"/>
+              <w:bottom w:type="dxa" w:w="60"/>
+              <w:right w:type="dxa" w:w="120"/>
+            </w:tcMar>
+          </w:tcPr>
+          <w:p>
+            <w:pPr>
+              <w:spacing w:after="0" w:line="320"/>
+            </w:pPr>
+            <w:r>
+              <w:t xml:space="preserve"/>
+            </w:r>
+          </w:p>
+          <w:p>
+            <w:pPr>
+              <w:spacing w:after="0" w:line="320"/>
+            </w:pPr>
+            <w:r>
+              <w:t xml:space="preserve"/>
+            </w:r>
+          </w:p>
+          <w:p>
+            <w:pPr>
+              <w:spacing w:after="0" w:line="320"/>
+            </w:pPr>
+            <w:r>
+              <w:t xml:space="preserve"/>
+            </w:r>
+          </w:p>
+        </w:tc>
+      </w:tr>
+    </w:tbl>
+    <w:p>
+      <w:pPr>
+        <w:pStyle w:val="Heading2"/>
+        <w:spacing w:after="80" w:before="180"/>
+      </w:pPr>
+      <w:r>
+        <w:rPr>
+          <w:b/>
+          <w:bCs/>
+          <w:color w:val="12355B"/>
+          <w:sz w:val="24"/>
+          <w:szCs w:val="24"/>
+        </w:rPr>
+        <w:t xml:space="preserve">Explain</w:t>
+      </w:r>
+      <w:r>
+        <w:rPr>
+          <w:i/>
+          <w:iCs/>
+          <w:color w:val="B97A12"/>
+          <w:sz w:val="19"/>
+          <w:szCs w:val="19"/>
+        </w:rPr>
+        <w:t xml:space="preserve">   Light language support</w:t>
+      </w:r>
+    </w:p>
+    <w:p>
+      <w:pPr>
+        <w:spacing w:after="60"/>
+      </w:pPr>
+      <w:r>
+        <w:rPr>
+          <w:color w:val="1A2733"/>
+          <w:sz w:val="21"/>
+          <w:szCs w:val="21"/>
+        </w:rPr>
+        <w:t xml:space="preserve">Write a claim, give math evidence, and explain your reasoning.</w:t>
+      </w:r>
+      <w:r>
+        <w:rPr>
+          <w:i/>
+          <w:iCs/>
+          <w:color w:val="5F6F80"/>
+          <w:sz w:val="19"/>
+          <w:szCs w:val="19"/>
+        </w:rPr>
+        <w:br/>
+        <w:t xml:space="preserve">Escribe una afirmación, da evidencia matemática y explica tu razonamiento.</w:t>
+      </w:r>
+    </w:p>
+    <w:p>
+      <w:pPr>
+        <w:spacing w:after="60"/>
+      </w:pPr>
+      <w:r>
+        <w:rPr>
+          <w:color w:val="1A2733"/>
+          <w:sz w:val="21"/>
+          <w:szCs w:val="21"/>
+        </w:rPr>
+        <w:t xml:space="preserve">My claim is ___.</w:t>
+      </w:r>
+      <w:r>
+        <w:rPr>
+          <w:i/>
+          <w:iCs/>
+          <w:color w:val="5F6F80"/>
+          <w:sz w:val="19"/>
+          <w:szCs w:val="19"/>
+        </w:rPr>
+        <w:br/>
+        <w:t xml:space="preserve">Mi afirmación es ___.</w:t>
+      </w:r>
+    </w:p>
+    <w:p>
+      <w:pPr>
+        <w:spacing w:after="60"/>
+      </w:pPr>
+      <w:r>
+        <w:rPr>
+          <w:color w:val="1A2733"/>
+          <w:sz w:val="21"/>
+          <w:szCs w:val="21"/>
+        </w:rPr>
+        <w:t xml:space="preserve">My math evidence is ___.</w:t>
+      </w:r>
+      <w:r>
+        <w:rPr>
+          <w:i/>
+          <w:iCs/>
+          <w:color w:val="5F6F80"/>
+          <w:sz w:val="19"/>
+          <w:szCs w:val="19"/>
+        </w:rPr>
+        <w:br/>
+        <w:t xml:space="preserve">Mi evidencia matemática es ___.</w:t>
+      </w:r>
+    </w:p>
+    <w:p>
+      <w:pPr>
+        <w:spacing w:after="60"/>
+      </w:pPr>
+      <w:r>
+        <w:rPr>
+          <w:color w:val="1A2733"/>
+          <w:sz w:val="21"/>
+          <w:szCs w:val="21"/>
+        </w:rPr>
+        <w:t xml:space="preserve">This proves ___ because ___.</w:t>
+      </w:r>
+      <w:r>
+        <w:rPr>
+          <w:i/>
+          <w:iCs/>
+          <w:color w:val="5F6F80"/>
+          <w:sz w:val="19"/>
+          <w:szCs w:val="19"/>
+        </w:rPr>
+        <w:br/>
+        <w:t xml:space="preserve">Esto demuestra ___ porque ___.</w:t>
+      </w:r>
+    </w:p>
+    <w:tbl>
+      <w:tblPr>
+        <w:tblW w:type="pct" w:w="100%"/>
+        <w:tblBorders>
+          <w:top w:val="single" w:color="C7D2DD" w:sz="6"/>
+          <w:left w:val="single" w:color="C7D2DD" w:sz="6"/>
+          <w:bottom w:val="single" w:color="C7D2DD" w:sz="6"/>
+          <w:right w:val="single" w:color="C7D2DD" w:sz="6"/>
+          <w:insideH w:val="single" w:color="auto" w:sz="4"/>
+          <w:insideV w:val="single" w:color="auto" w:sz="4"/>
+        </w:tblBorders>
+      </w:tblPr>
+      <w:tblGrid>
+        <w:gridCol w:w="100"/>
+      </w:tblGrid>
+      <w:tr>
+        <w:tc>
+          <w:tcPr>
+            <w:shd w:fill="FBF3E2" w:color="auto" w:val="clear"/>
+            <w:tcMar>
+              <w:top w:type="dxa" w:w="60"/>
+              <w:left w:type="dxa" w:w="120"/>
+              <w:bottom w:type="dxa" w:w="60"/>
+              <w:right w:type="dxa" w:w="120"/>
+            </w:tcMar>
+          </w:tcPr>
+          <w:p>
+            <w:pPr>
+              <w:spacing w:after="0" w:line="320"/>
+            </w:pPr>
+            <w:r>
+              <w:t xml:space="preserve"/>
+            </w:r>
+          </w:p>
+          <w:p>
+            <w:pPr>
+              <w:spacing w:after="0" w:line="320"/>
+            </w:pPr>
+            <w:r>
+              <w:t xml:space="preserve"/>
+            </w:r>
+          </w:p>
+          <w:p>
+            <w:pPr>
+              <w:spacing w:after="0" w:line="320"/>
+            </w:pPr>
+            <w:r>
+              <w:t xml:space="preserve"/>
+            </w:r>
+          </w:p>
+          <w:p>
+            <w:pPr>
+              <w:spacing w:after="0" w:line="320"/>
+            </w:pPr>
+            <w:r>
+              <w:t xml:space="preserve"/>
+            </w:r>
+          </w:p>
+          <w:p>
+            <w:pPr>
+              <w:spacing w:after="0" w:line="320"/>
+            </w:pPr>
+            <w:r>
+              <w:t xml:space="preserve"/>
+            </w:r>
+          </w:p>
+        </w:tc>
+      </w:tr>
+    </w:tbl>
+    <w:p>
+      <w:pPr>
+        <w:pStyle w:val="Heading2"/>
+        <w:spacing w:after="80" w:before="180"/>
+      </w:pPr>
+      <w:r>
+        <w:rPr>
+          <w:b/>
+          <w:bCs/>
+          <w:color w:val="12355B"/>
+          <w:sz w:val="24"/>
+          <w:szCs w:val="24"/>
+        </w:rPr>
+        <w:t xml:space="preserve">4. Check Your Explanation</w:t>
+      </w:r>
+      <w:r>
+        <w:rPr>
+          <w:i/>
+          <w:iCs/>
+          <w:color w:val="1FA6A2"/>
+          <w:sz w:val="19"/>
+          <w:szCs w:val="19"/>
+        </w:rPr>
+        <w:t xml:space="preserve">   five quick checks</w:t>
+      </w:r>
+    </w:p>
+    <w:p>
+      <w:pPr>
+        <w:spacing w:after="80"/>
+      </w:pPr>
+      <w:r>
+        <w:rPr>
+          <w:b/>
+          <w:bCs/>
+          <w:color w:val="1FA6A2"/>
+          <w:sz w:val="22"/>
+          <w:szCs w:val="22"/>
+        </w:rPr>
+        <w:t xml:space="preserve">☐  </w:t>
+      </w:r>
+      <w:r>
+        <w:rPr>
+          <w:sz w:val="20"/>
+          <w:szCs w:val="20"/>
+        </w:rPr>
+        <w:t xml:space="preserve">I answered the question.</w:t>
+      </w:r>
+      <w:r>
+        <w:rPr>
+          <w:i/>
+          <w:iCs/>
+          <w:color w:val="5F6F80"/>
+          <w:sz w:val="18"/>
+          <w:szCs w:val="18"/>
+        </w:rPr>
+        <w:br/>
+        <w:t xml:space="preserve">Respondí la pregunta.</w:t>
+      </w:r>
+    </w:p>
+    <w:p>
+      <w:pPr>
+        <w:spacing w:after="80"/>
+      </w:pPr>
+      <w:r>
+        <w:rPr>
+          <w:b/>
+          <w:bCs/>
+          <w:color w:val="1FA6A2"/>
+          <w:sz w:val="22"/>
+          <w:szCs w:val="22"/>
+        </w:rPr>
+        <w:t xml:space="preserve">☐  </w:t>
+      </w:r>
+      <w:r>
+        <w:rPr>
+          <w:sz w:val="20"/>
+          <w:szCs w:val="20"/>
+        </w:rPr>
+        <w:t xml:space="preserve">I used math evidence: numbers, an equation, a model, or a comparison.</w:t>
+      </w:r>
+      <w:r>
+        <w:rPr>
+          <w:i/>
+          <w:iCs/>
+          <w:color w:val="5F6F80"/>
+          <w:sz w:val="18"/>
+          <w:szCs w:val="18"/>
+        </w:rPr>
+        <w:br/>
+        <w:t xml:space="preserve">Usé evidencia matemática: números, una ecuación, un modelo o una comparación.</w:t>
+      </w:r>
+    </w:p>
+    <w:p>
+      <w:pPr>
+        <w:spacing w:after="80"/>
+      </w:pPr>
+      <w:r>
+        <w:rPr>
+          <w:b/>
+          <w:bCs/>
+          <w:color w:val="1FA6A2"/>
+          <w:sz w:val="22"/>
+          <w:szCs w:val="22"/>
+        </w:rPr>
+        <w:t xml:space="preserve">☐  </w:t>
+      </w:r>
+      <w:r>
+        <w:rPr>
+          <w:sz w:val="20"/>
+          <w:szCs w:val="20"/>
+        </w:rPr>
+        <w:t xml:space="preserve">I explained how the evidence proves my answer.</w:t>
+      </w:r>
+      <w:r>
+        <w:rPr>
+          <w:i/>
+          <w:iCs/>
+          <w:color w:val="5F6F80"/>
+          <w:sz w:val="18"/>
+          <w:szCs w:val="18"/>
+        </w:rPr>
+        <w:br/>
+        <w:t xml:space="preserve">Expliqué cómo la evidencia demuestra mi respuesta.</w:t>
+      </w:r>
+    </w:p>
+    <w:p>
+      <w:pPr>
+        <w:spacing w:after="80"/>
+      </w:pPr>
+      <w:r>
+        <w:rPr>
+          <w:b/>
+          <w:bCs/>
+          <w:color w:val="1FA6A2"/>
+          <w:sz w:val="22"/>
+          <w:szCs w:val="22"/>
+        </w:rPr>
+        <w:t xml:space="preserve">☐  </w:t>
+      </w:r>
+      <w:r>
+        <w:rPr>
+          <w:sz w:val="20"/>
+          <w:szCs w:val="20"/>
+        </w:rPr>
+        <w:t xml:space="preserve">I used at least two math words.</w:t>
+      </w:r>
+      <w:r>
+        <w:rPr>
+          <w:i/>
+          <w:iCs/>
+          <w:color w:val="5F6F80"/>
+          <w:sz w:val="18"/>
+          <w:szCs w:val="18"/>
+        </w:rPr>
+        <w:br/>
+        <w:t xml:space="preserve">Usé por lo menos dos palabras matemáticas.</w:t>
+      </w:r>
+    </w:p>
+    <w:p>
+      <w:pPr>
+        <w:spacing w:after="80"/>
+      </w:pPr>
+      <w:r>
+        <w:rPr>
+          <w:b/>
+          <w:bCs/>
+          <w:color w:val="1FA6A2"/>
+          <w:sz w:val="22"/>
+          <w:szCs w:val="22"/>
+        </w:rPr>
+        <w:t xml:space="preserve">☐  </w:t>
+      </w:r>
+      <w:r>
+        <w:rPr>
+          <w:sz w:val="20"/>
+          <w:szCs w:val="20"/>
+        </w:rPr>
+        <w:t xml:space="preserve">I reread complete sentences and punctuation.</w:t>
+      </w:r>
+      <w:r>
+        <w:rPr>
+          <w:i/>
+          <w:iCs/>
+          <w:color w:val="5F6F80"/>
+          <w:sz w:val="18"/>
+          <w:szCs w:val="18"/>
+        </w:rPr>
+        <w:br/>
+        <w:t xml:space="preserve">Volví a leer mis oraciones completas y la puntuación.</w:t>
       </w:r>
     </w:p>
     <w:p>
